--- a/docs/test-plan/TestPlan_QAPractice.docx
+++ b/docs/test-plan/TestPlan_QAPractice.docx
@@ -23,21 +23,26 @@
         <w:spacing w:before="120"/>
         <w:jc w:val="center"/>
       </w:pPr>
-      <w:proofErr w:type="spellStart"/>
       <w:r>
         <w:rPr>
           <w:sz w:val="32"/>
           <w:szCs w:val="32"/>
         </w:rPr>
-        <w:t>QAPractice</w:t>
-      </w:r>
-      <w:proofErr w:type="spellEnd"/>
+        <w:t>QAPractice UI Test-Automation</w:t>
+      </w:r>
       <w:r>
         <w:rPr>
           <w:sz w:val="32"/>
           <w:szCs w:val="32"/>
         </w:rPr>
-        <w:t xml:space="preserve"> UI Test-Automation Project</w:t>
+        <w:t xml:space="preserve"> Solo</w:t>
+      </w:r>
+      <w:r>
+        <w:rPr>
+          <w:sz w:val="32"/>
+          <w:szCs w:val="32"/>
+        </w:rPr>
+        <w:t xml:space="preserve"> Project</w:t>
       </w:r>
     </w:p>
     <w:p>
@@ -49,19 +54,7 @@
         <w:rPr>
           <w:color w:val="595959"/>
         </w:rPr>
-        <w:t>Application under test: https://www.qa-practice.com</w:t>
-      </w:r>
-    </w:p>
-    <w:p>
-      <w:pPr>
-        <w:spacing w:before="1200"/>
-        <w:jc w:val="center"/>
-      </w:pPr>
-      <w:r>
-        <w:rPr>
-          <w:color w:val="595959"/>
-        </w:rPr>
-        <w:t>Java · Selenium WebDriver 4.38 · TestNG 7.9 · Maven · Page Object Model</w:t>
+        <w:t>Application: https://www.qa-practice.com</w:t>
       </w:r>
     </w:p>
     <w:p>
@@ -70,13 +63,31 @@
         <w:jc w:val="center"/>
       </w:pPr>
       <w:r>
+        <w:t>Prepared By:</w:t>
+      </w:r>
+    </w:p>
+    <w:p>
+      <w:pPr>
+        <w:spacing w:before="120"/>
+        <w:jc w:val="center"/>
+      </w:pPr>
+      <w:r>
+        <w:t>Rawad Isayed</w:t>
+      </w:r>
+    </w:p>
+    <w:p>
+      <w:pPr>
+        <w:spacing w:before="120"/>
+        <w:jc w:val="center"/>
+      </w:pPr>
+      <w:r>
         <w:t xml:space="preserve">Version </w:t>
       </w:r>
       <w:r>
-        <w:t>1.0 · June</w:t>
-      </w:r>
-      <w:r>
-        <w:t xml:space="preserve"> 4, 2026</w:t>
+        <w:t>1.1 · June</w:t>
+      </w:r>
+      <w:r>
+        <w:t xml:space="preserve"> 5, 2026</w:t>
       </w:r>
     </w:p>
     <w:p>
@@ -88,965 +99,12 @@
       <w:pPr>
         <w:pStyle w:val="Heading1"/>
       </w:pPr>
-      <w:bookmarkStart w:id="0" w:name="_Toc231506321"/>
-      <w:r>
-        <w:lastRenderedPageBreak/>
-        <w:t>Table of Contents</w:t>
-      </w:r>
-      <w:bookmarkEnd w:id="0"/>
-    </w:p>
-    <w:sdt>
-      <w:sdtPr>
-        <w:alias w:val="Table of Contents"/>
-        <w:id w:val="-1715736211"/>
-      </w:sdtPr>
-      <w:sdtContent>
-        <w:p>
-          <w:pPr>
-            <w:pStyle w:val="TOC1"/>
-            <w:tabs>
-              <w:tab w:val="right" w:leader="dot" w:pos="9350"/>
-            </w:tabs>
-            <w:rPr>
-              <w:noProof/>
-            </w:rPr>
-          </w:pPr>
-          <w:r>
-            <w:fldChar w:fldCharType="begin"/>
-          </w:r>
-          <w:r>
-            <w:instrText>TOC \h \o "1-2"</w:instrText>
-          </w:r>
-          <w:r>
-            <w:fldChar w:fldCharType="separate"/>
-          </w:r>
-          <w:hyperlink w:anchor="_Toc231506321" w:history="1">
-            <w:r>
-              <w:rPr>
-                <w:rStyle w:val="Hyperlink"/>
-                <w:noProof/>
-              </w:rPr>
-              <w:t>Table of Contents</w:t>
-            </w:r>
-            <w:r>
-              <w:rPr>
-                <w:noProof/>
-              </w:rPr>
-              <w:tab/>
-            </w:r>
-            <w:r>
-              <w:rPr>
-                <w:noProof/>
-              </w:rPr>
-              <w:fldChar w:fldCharType="begin"/>
-            </w:r>
-            <w:r>
-              <w:rPr>
-                <w:noProof/>
-              </w:rPr>
-              <w:instrText xml:space="preserve"> PAGEREF _Toc231506321 \h </w:instrText>
-            </w:r>
-            <w:r>
-              <w:rPr>
-                <w:noProof/>
-              </w:rPr>
-            </w:r>
-            <w:r>
-              <w:rPr>
-                <w:noProof/>
-              </w:rPr>
-              <w:fldChar w:fldCharType="separate"/>
-            </w:r>
-            <w:r>
-              <w:rPr>
-                <w:noProof/>
-              </w:rPr>
-              <w:t>2</w:t>
-            </w:r>
-            <w:r>
-              <w:rPr>
-                <w:noProof/>
-              </w:rPr>
-              <w:fldChar w:fldCharType="end"/>
-            </w:r>
-          </w:hyperlink>
-        </w:p>
-        <w:p>
-          <w:pPr>
-            <w:pStyle w:val="TOC1"/>
-            <w:tabs>
-              <w:tab w:val="right" w:leader="dot" w:pos="9350"/>
-            </w:tabs>
-            <w:rPr>
-              <w:noProof/>
-            </w:rPr>
-          </w:pPr>
-          <w:hyperlink w:anchor="_Toc231506322" w:history="1">
-            <w:r>
-              <w:rPr>
-                <w:rStyle w:val="Hyperlink"/>
-                <w:noProof/>
-              </w:rPr>
-              <w:t>Document History</w:t>
-            </w:r>
-            <w:r>
-              <w:rPr>
-                <w:noProof/>
-              </w:rPr>
-              <w:tab/>
-            </w:r>
-            <w:r>
-              <w:rPr>
-                <w:noProof/>
-              </w:rPr>
-              <w:fldChar w:fldCharType="begin"/>
-            </w:r>
-            <w:r>
-              <w:rPr>
-                <w:noProof/>
-              </w:rPr>
-              <w:instrText xml:space="preserve"> PAGEREF _Toc231506322 \h </w:instrText>
-            </w:r>
-            <w:r>
-              <w:rPr>
-                <w:noProof/>
-              </w:rPr>
-            </w:r>
-            <w:r>
-              <w:rPr>
-                <w:noProof/>
-              </w:rPr>
-              <w:fldChar w:fldCharType="separate"/>
-            </w:r>
-            <w:r>
-              <w:rPr>
-                <w:noProof/>
-              </w:rPr>
-              <w:t>3</w:t>
-            </w:r>
-            <w:r>
-              <w:rPr>
-                <w:noProof/>
-              </w:rPr>
-              <w:fldChar w:fldCharType="end"/>
-            </w:r>
-          </w:hyperlink>
-        </w:p>
-        <w:p>
-          <w:pPr>
-            <w:pStyle w:val="TOC1"/>
-            <w:tabs>
-              <w:tab w:val="right" w:leader="dot" w:pos="9350"/>
-            </w:tabs>
-            <w:rPr>
-              <w:noProof/>
-            </w:rPr>
-          </w:pPr>
-          <w:hyperlink w:anchor="_Toc231506323" w:history="1">
-            <w:r>
-              <w:rPr>
-                <w:rStyle w:val="Hyperlink"/>
-                <w:noProof/>
-              </w:rPr>
-              <w:t>1. Introduction &amp; Objectives</w:t>
-            </w:r>
-            <w:r>
-              <w:rPr>
-                <w:noProof/>
-              </w:rPr>
-              <w:tab/>
-            </w:r>
-            <w:r>
-              <w:rPr>
-                <w:noProof/>
-              </w:rPr>
-              <w:fldChar w:fldCharType="begin"/>
-            </w:r>
-            <w:r>
-              <w:rPr>
-                <w:noProof/>
-              </w:rPr>
-              <w:instrText xml:space="preserve"> PAGEREF _Toc231506323 \h </w:instrText>
-            </w:r>
-            <w:r>
-              <w:rPr>
-                <w:noProof/>
-              </w:rPr>
-            </w:r>
-            <w:r>
-              <w:rPr>
-                <w:noProof/>
-              </w:rPr>
-              <w:fldChar w:fldCharType="separate"/>
-            </w:r>
-            <w:r>
-              <w:rPr>
-                <w:noProof/>
-              </w:rPr>
-              <w:t>3</w:t>
-            </w:r>
-            <w:r>
-              <w:rPr>
-                <w:noProof/>
-              </w:rPr>
-              <w:fldChar w:fldCharType="end"/>
-            </w:r>
-          </w:hyperlink>
-        </w:p>
-        <w:p>
-          <w:pPr>
-            <w:pStyle w:val="TOC1"/>
-            <w:tabs>
-              <w:tab w:val="right" w:leader="dot" w:pos="9350"/>
-            </w:tabs>
-            <w:rPr>
-              <w:noProof/>
-            </w:rPr>
-          </w:pPr>
-          <w:hyperlink w:anchor="_Toc231506324" w:history="1">
-            <w:r>
-              <w:rPr>
-                <w:rStyle w:val="Hyperlink"/>
-                <w:noProof/>
-              </w:rPr>
-              <w:t>2. Scope</w:t>
-            </w:r>
-            <w:r>
-              <w:rPr>
-                <w:noProof/>
-              </w:rPr>
-              <w:tab/>
-            </w:r>
-            <w:r>
-              <w:rPr>
-                <w:noProof/>
-              </w:rPr>
-              <w:fldChar w:fldCharType="begin"/>
-            </w:r>
-            <w:r>
-              <w:rPr>
-                <w:noProof/>
-              </w:rPr>
-              <w:instrText xml:space="preserve"> PAGEREF _Toc231506324 \h </w:instrText>
-            </w:r>
-            <w:r>
-              <w:rPr>
-                <w:noProof/>
-              </w:rPr>
-            </w:r>
-            <w:r>
-              <w:rPr>
-                <w:noProof/>
-              </w:rPr>
-              <w:fldChar w:fldCharType="separate"/>
-            </w:r>
-            <w:r>
-              <w:rPr>
-                <w:noProof/>
-              </w:rPr>
-              <w:t>3</w:t>
-            </w:r>
-            <w:r>
-              <w:rPr>
-                <w:noProof/>
-              </w:rPr>
-              <w:fldChar w:fldCharType="end"/>
-            </w:r>
-          </w:hyperlink>
-        </w:p>
-        <w:p>
-          <w:pPr>
-            <w:pStyle w:val="TOC2"/>
-            <w:tabs>
-              <w:tab w:val="right" w:leader="dot" w:pos="9350"/>
-            </w:tabs>
-            <w:rPr>
-              <w:noProof/>
-            </w:rPr>
-          </w:pPr>
-          <w:hyperlink w:anchor="_Toc231506325" w:history="1">
-            <w:r>
-              <w:rPr>
-                <w:rStyle w:val="Hyperlink"/>
-                <w:noProof/>
-              </w:rPr>
-              <w:t>2.1 In Scope</w:t>
-            </w:r>
-            <w:r>
-              <w:rPr>
-                <w:noProof/>
-              </w:rPr>
-              <w:tab/>
-            </w:r>
-            <w:r>
-              <w:rPr>
-                <w:noProof/>
-              </w:rPr>
-              <w:fldChar w:fldCharType="begin"/>
-            </w:r>
-            <w:r>
-              <w:rPr>
-                <w:noProof/>
-              </w:rPr>
-              <w:instrText xml:space="preserve"> PAGEREF _Toc231506325 \h </w:instrText>
-            </w:r>
-            <w:r>
-              <w:rPr>
-                <w:noProof/>
-              </w:rPr>
-            </w:r>
-            <w:r>
-              <w:rPr>
-                <w:noProof/>
-              </w:rPr>
-              <w:fldChar w:fldCharType="separate"/>
-            </w:r>
-            <w:r>
-              <w:rPr>
-                <w:noProof/>
-              </w:rPr>
-              <w:t>3</w:t>
-            </w:r>
-            <w:r>
-              <w:rPr>
-                <w:noProof/>
-              </w:rPr>
-              <w:fldChar w:fldCharType="end"/>
-            </w:r>
-          </w:hyperlink>
-        </w:p>
-        <w:p>
-          <w:pPr>
-            <w:pStyle w:val="TOC2"/>
-            <w:tabs>
-              <w:tab w:val="right" w:leader="dot" w:pos="9350"/>
-            </w:tabs>
-            <w:rPr>
-              <w:noProof/>
-            </w:rPr>
-          </w:pPr>
-          <w:hyperlink w:anchor="_Toc231506326" w:history="1">
-            <w:r>
-              <w:rPr>
-                <w:rStyle w:val="Hyperlink"/>
-                <w:noProof/>
-              </w:rPr>
-              <w:t>2.2 Out of Scope</w:t>
-            </w:r>
-            <w:r>
-              <w:rPr>
-                <w:noProof/>
-              </w:rPr>
-              <w:tab/>
-            </w:r>
-            <w:r>
-              <w:rPr>
-                <w:noProof/>
-              </w:rPr>
-              <w:fldChar w:fldCharType="begin"/>
-            </w:r>
-            <w:r>
-              <w:rPr>
-                <w:noProof/>
-              </w:rPr>
-              <w:instrText xml:space="preserve"> PAGEREF _Toc231506326 \h </w:instrText>
-            </w:r>
-            <w:r>
-              <w:rPr>
-                <w:noProof/>
-              </w:rPr>
-            </w:r>
-            <w:r>
-              <w:rPr>
-                <w:noProof/>
-              </w:rPr>
-              <w:fldChar w:fldCharType="separate"/>
-            </w:r>
-            <w:r>
-              <w:rPr>
-                <w:noProof/>
-              </w:rPr>
-              <w:t>3</w:t>
-            </w:r>
-            <w:r>
-              <w:rPr>
-                <w:noProof/>
-              </w:rPr>
-              <w:fldChar w:fldCharType="end"/>
-            </w:r>
-          </w:hyperlink>
-        </w:p>
-        <w:p>
-          <w:pPr>
-            <w:pStyle w:val="TOC1"/>
-            <w:tabs>
-              <w:tab w:val="right" w:leader="dot" w:pos="9350"/>
-            </w:tabs>
-            <w:rPr>
-              <w:noProof/>
-            </w:rPr>
-          </w:pPr>
-          <w:hyperlink w:anchor="_Toc231506327" w:history="1">
-            <w:r>
-              <w:rPr>
-                <w:rStyle w:val="Hyperlink"/>
-                <w:noProof/>
-              </w:rPr>
-              <w:t>3. Test Approach</w:t>
-            </w:r>
-            <w:r>
-              <w:rPr>
-                <w:noProof/>
-              </w:rPr>
-              <w:tab/>
-            </w:r>
-            <w:r>
-              <w:rPr>
-                <w:noProof/>
-              </w:rPr>
-              <w:fldChar w:fldCharType="begin"/>
-            </w:r>
-            <w:r>
-              <w:rPr>
-                <w:noProof/>
-              </w:rPr>
-              <w:instrText xml:space="preserve"> PAGEREF _Toc231506327 \h </w:instrText>
-            </w:r>
-            <w:r>
-              <w:rPr>
-                <w:noProof/>
-              </w:rPr>
-            </w:r>
-            <w:r>
-              <w:rPr>
-                <w:noProof/>
-              </w:rPr>
-              <w:fldChar w:fldCharType="separate"/>
-            </w:r>
-            <w:r>
-              <w:rPr>
-                <w:noProof/>
-              </w:rPr>
-              <w:t>4</w:t>
-            </w:r>
-            <w:r>
-              <w:rPr>
-                <w:noProof/>
-              </w:rPr>
-              <w:fldChar w:fldCharType="end"/>
-            </w:r>
-          </w:hyperlink>
-        </w:p>
-        <w:p>
-          <w:pPr>
-            <w:pStyle w:val="TOC1"/>
-            <w:tabs>
-              <w:tab w:val="right" w:leader="dot" w:pos="9350"/>
-            </w:tabs>
-            <w:rPr>
-              <w:noProof/>
-            </w:rPr>
-          </w:pPr>
-          <w:hyperlink w:anchor="_Toc231506328" w:history="1">
-            <w:r>
-              <w:rPr>
-                <w:rStyle w:val="Hyperlink"/>
-                <w:noProof/>
-              </w:rPr>
-              <w:t>4. Test Environment</w:t>
-            </w:r>
-            <w:r>
-              <w:rPr>
-                <w:noProof/>
-              </w:rPr>
-              <w:tab/>
-            </w:r>
-            <w:r>
-              <w:rPr>
-                <w:noProof/>
-              </w:rPr>
-              <w:fldChar w:fldCharType="begin"/>
-            </w:r>
-            <w:r>
-              <w:rPr>
-                <w:noProof/>
-              </w:rPr>
-              <w:instrText xml:space="preserve"> PAGEREF _Toc231506328 \h </w:instrText>
-            </w:r>
-            <w:r>
-              <w:rPr>
-                <w:noProof/>
-              </w:rPr>
-            </w:r>
-            <w:r>
-              <w:rPr>
-                <w:noProof/>
-              </w:rPr>
-              <w:fldChar w:fldCharType="separate"/>
-            </w:r>
-            <w:r>
-              <w:rPr>
-                <w:noProof/>
-              </w:rPr>
-              <w:t>4</w:t>
-            </w:r>
-            <w:r>
-              <w:rPr>
-                <w:noProof/>
-              </w:rPr>
-              <w:fldChar w:fldCharType="end"/>
-            </w:r>
-          </w:hyperlink>
-        </w:p>
-        <w:p>
-          <w:pPr>
-            <w:pStyle w:val="TOC1"/>
-            <w:tabs>
-              <w:tab w:val="right" w:leader="dot" w:pos="9350"/>
-            </w:tabs>
-            <w:rPr>
-              <w:noProof/>
-            </w:rPr>
-          </w:pPr>
-          <w:hyperlink w:anchor="_Toc231506329" w:history="1">
-            <w:r>
-              <w:rPr>
-                <w:rStyle w:val="Hyperlink"/>
-                <w:noProof/>
-              </w:rPr>
-              <w:t>5. Entry &amp; Exit Criteria</w:t>
-            </w:r>
-            <w:r>
-              <w:rPr>
-                <w:noProof/>
-              </w:rPr>
-              <w:tab/>
-            </w:r>
-            <w:r>
-              <w:rPr>
-                <w:noProof/>
-              </w:rPr>
-              <w:fldChar w:fldCharType="begin"/>
-            </w:r>
-            <w:r>
-              <w:rPr>
-                <w:noProof/>
-              </w:rPr>
-              <w:instrText xml:space="preserve"> PAGEREF _Toc231506329 \h </w:instrText>
-            </w:r>
-            <w:r>
-              <w:rPr>
-                <w:noProof/>
-              </w:rPr>
-            </w:r>
-            <w:r>
-              <w:rPr>
-                <w:noProof/>
-              </w:rPr>
-              <w:fldChar w:fldCharType="separate"/>
-            </w:r>
-            <w:r>
-              <w:rPr>
-                <w:noProof/>
-              </w:rPr>
-              <w:t>4</w:t>
-            </w:r>
-            <w:r>
-              <w:rPr>
-                <w:noProof/>
-              </w:rPr>
-              <w:fldChar w:fldCharType="end"/>
-            </w:r>
-          </w:hyperlink>
-        </w:p>
-        <w:p>
-          <w:pPr>
-            <w:pStyle w:val="TOC2"/>
-            <w:tabs>
-              <w:tab w:val="right" w:leader="dot" w:pos="9350"/>
-            </w:tabs>
-            <w:rPr>
-              <w:noProof/>
-            </w:rPr>
-          </w:pPr>
-          <w:hyperlink w:anchor="_Toc231506330" w:history="1">
-            <w:r>
-              <w:rPr>
-                <w:rStyle w:val="Hyperlink"/>
-                <w:noProof/>
-              </w:rPr>
-              <w:t>5.1 Entry Criteria</w:t>
-            </w:r>
-            <w:r>
-              <w:rPr>
-                <w:noProof/>
-              </w:rPr>
-              <w:tab/>
-            </w:r>
-            <w:r>
-              <w:rPr>
-                <w:noProof/>
-              </w:rPr>
-              <w:fldChar w:fldCharType="begin"/>
-            </w:r>
-            <w:r>
-              <w:rPr>
-                <w:noProof/>
-              </w:rPr>
-              <w:instrText xml:space="preserve"> PAGEREF _Toc231506330 \h </w:instrText>
-            </w:r>
-            <w:r>
-              <w:rPr>
-                <w:noProof/>
-              </w:rPr>
-            </w:r>
-            <w:r>
-              <w:rPr>
-                <w:noProof/>
-              </w:rPr>
-              <w:fldChar w:fldCharType="separate"/>
-            </w:r>
-            <w:r>
-              <w:rPr>
-                <w:noProof/>
-              </w:rPr>
-              <w:t>4</w:t>
-            </w:r>
-            <w:r>
-              <w:rPr>
-                <w:noProof/>
-              </w:rPr>
-              <w:fldChar w:fldCharType="end"/>
-            </w:r>
-          </w:hyperlink>
-        </w:p>
-        <w:p>
-          <w:pPr>
-            <w:pStyle w:val="TOC2"/>
-            <w:tabs>
-              <w:tab w:val="right" w:leader="dot" w:pos="9350"/>
-            </w:tabs>
-            <w:rPr>
-              <w:noProof/>
-            </w:rPr>
-          </w:pPr>
-          <w:hyperlink w:anchor="_Toc231506331" w:history="1">
-            <w:r>
-              <w:rPr>
-                <w:rStyle w:val="Hyperlink"/>
-                <w:noProof/>
-              </w:rPr>
-              <w:t>5.2 Exit Criteria</w:t>
-            </w:r>
-            <w:r>
-              <w:rPr>
-                <w:noProof/>
-              </w:rPr>
-              <w:tab/>
-            </w:r>
-            <w:r>
-              <w:rPr>
-                <w:noProof/>
-              </w:rPr>
-              <w:fldChar w:fldCharType="begin"/>
-            </w:r>
-            <w:r>
-              <w:rPr>
-                <w:noProof/>
-              </w:rPr>
-              <w:instrText xml:space="preserve"> PAGEREF _Toc231506331 \h </w:instrText>
-            </w:r>
-            <w:r>
-              <w:rPr>
-                <w:noProof/>
-              </w:rPr>
-            </w:r>
-            <w:r>
-              <w:rPr>
-                <w:noProof/>
-              </w:rPr>
-              <w:fldChar w:fldCharType="separate"/>
-            </w:r>
-            <w:r>
-              <w:rPr>
-                <w:noProof/>
-              </w:rPr>
-              <w:t>4</w:t>
-            </w:r>
-            <w:r>
-              <w:rPr>
-                <w:noProof/>
-              </w:rPr>
-              <w:fldChar w:fldCharType="end"/>
-            </w:r>
-          </w:hyperlink>
-        </w:p>
-        <w:p>
-          <w:pPr>
-            <w:pStyle w:val="TOC1"/>
-            <w:tabs>
-              <w:tab w:val="right" w:leader="dot" w:pos="9350"/>
-            </w:tabs>
-            <w:rPr>
-              <w:noProof/>
-            </w:rPr>
-          </w:pPr>
-          <w:hyperlink w:anchor="_Toc231506332" w:history="1">
-            <w:r>
-              <w:rPr>
-                <w:rStyle w:val="Hyperlink"/>
-                <w:noProof/>
-              </w:rPr>
-              <w:t>6. Roles &amp; Responsibilities</w:t>
-            </w:r>
-            <w:r>
-              <w:rPr>
-                <w:noProof/>
-              </w:rPr>
-              <w:tab/>
-            </w:r>
-            <w:r>
-              <w:rPr>
-                <w:noProof/>
-              </w:rPr>
-              <w:fldChar w:fldCharType="begin"/>
-            </w:r>
-            <w:r>
-              <w:rPr>
-                <w:noProof/>
-              </w:rPr>
-              <w:instrText xml:space="preserve"> PAGEREF _Toc231506332 \h </w:instrText>
-            </w:r>
-            <w:r>
-              <w:rPr>
-                <w:noProof/>
-              </w:rPr>
-            </w:r>
-            <w:r>
-              <w:rPr>
-                <w:noProof/>
-              </w:rPr>
-              <w:fldChar w:fldCharType="separate"/>
-            </w:r>
-            <w:r>
-              <w:rPr>
-                <w:noProof/>
-              </w:rPr>
-              <w:t>5</w:t>
-            </w:r>
-            <w:r>
-              <w:rPr>
-                <w:noProof/>
-              </w:rPr>
-              <w:fldChar w:fldCharType="end"/>
-            </w:r>
-          </w:hyperlink>
-        </w:p>
-        <w:p>
-          <w:pPr>
-            <w:pStyle w:val="TOC1"/>
-            <w:tabs>
-              <w:tab w:val="right" w:leader="dot" w:pos="9350"/>
-            </w:tabs>
-            <w:rPr>
-              <w:noProof/>
-            </w:rPr>
-          </w:pPr>
-          <w:hyperlink w:anchor="_Toc231506333" w:history="1">
-            <w:r>
-              <w:rPr>
-                <w:rStyle w:val="Hyperlink"/>
-                <w:noProof/>
-              </w:rPr>
-              <w:t>7. Schedule &amp; Milestones</w:t>
-            </w:r>
-            <w:r>
-              <w:rPr>
-                <w:noProof/>
-              </w:rPr>
-              <w:tab/>
-            </w:r>
-            <w:r>
-              <w:rPr>
-                <w:noProof/>
-              </w:rPr>
-              <w:fldChar w:fldCharType="begin"/>
-            </w:r>
-            <w:r>
-              <w:rPr>
-                <w:noProof/>
-              </w:rPr>
-              <w:instrText xml:space="preserve"> PAGEREF _Toc231506333 \h </w:instrText>
-            </w:r>
-            <w:r>
-              <w:rPr>
-                <w:noProof/>
-              </w:rPr>
-            </w:r>
-            <w:r>
-              <w:rPr>
-                <w:noProof/>
-              </w:rPr>
-              <w:fldChar w:fldCharType="separate"/>
-            </w:r>
-            <w:r>
-              <w:rPr>
-                <w:noProof/>
-              </w:rPr>
-              <w:t>5</w:t>
-            </w:r>
-            <w:r>
-              <w:rPr>
-                <w:noProof/>
-              </w:rPr>
-              <w:fldChar w:fldCharType="end"/>
-            </w:r>
-          </w:hyperlink>
-        </w:p>
-        <w:p>
-          <w:pPr>
-            <w:pStyle w:val="TOC1"/>
-            <w:tabs>
-              <w:tab w:val="right" w:leader="dot" w:pos="9350"/>
-            </w:tabs>
-            <w:rPr>
-              <w:noProof/>
-            </w:rPr>
-          </w:pPr>
-          <w:hyperlink w:anchor="_Toc231506334" w:history="1">
-            <w:r>
-              <w:rPr>
-                <w:rStyle w:val="Hyperlink"/>
-                <w:noProof/>
-              </w:rPr>
-              <w:t>8. Risks &amp; Mitigations</w:t>
-            </w:r>
-            <w:r>
-              <w:rPr>
-                <w:noProof/>
-              </w:rPr>
-              <w:tab/>
-            </w:r>
-            <w:r>
-              <w:rPr>
-                <w:noProof/>
-              </w:rPr>
-              <w:fldChar w:fldCharType="begin"/>
-            </w:r>
-            <w:r>
-              <w:rPr>
-                <w:noProof/>
-              </w:rPr>
-              <w:instrText xml:space="preserve"> PAGEREF _Toc231506334 \h </w:instrText>
-            </w:r>
-            <w:r>
-              <w:rPr>
-                <w:noProof/>
-              </w:rPr>
-            </w:r>
-            <w:r>
-              <w:rPr>
-                <w:noProof/>
-              </w:rPr>
-              <w:fldChar w:fldCharType="separate"/>
-            </w:r>
-            <w:r>
-              <w:rPr>
-                <w:noProof/>
-              </w:rPr>
-              <w:t>5</w:t>
-            </w:r>
-            <w:r>
-              <w:rPr>
-                <w:noProof/>
-              </w:rPr>
-              <w:fldChar w:fldCharType="end"/>
-            </w:r>
-          </w:hyperlink>
-        </w:p>
-        <w:p>
-          <w:pPr>
-            <w:pStyle w:val="TOC1"/>
-            <w:tabs>
-              <w:tab w:val="right" w:leader="dot" w:pos="9350"/>
-            </w:tabs>
-            <w:rPr>
-              <w:noProof/>
-            </w:rPr>
-          </w:pPr>
-          <w:hyperlink w:anchor="_Toc231506335" w:history="1">
-            <w:r>
-              <w:rPr>
-                <w:rStyle w:val="Hyperlink"/>
-                <w:noProof/>
-              </w:rPr>
-              <w:t>9. Deliverables</w:t>
-            </w:r>
-            <w:r>
-              <w:rPr>
-                <w:noProof/>
-              </w:rPr>
-              <w:tab/>
-            </w:r>
-            <w:r>
-              <w:rPr>
-                <w:noProof/>
-              </w:rPr>
-              <w:fldChar w:fldCharType="begin"/>
-            </w:r>
-            <w:r>
-              <w:rPr>
-                <w:noProof/>
-              </w:rPr>
-              <w:instrText xml:space="preserve"> PAGEREF _Toc231506335 \h </w:instrText>
-            </w:r>
-            <w:r>
-              <w:rPr>
-                <w:noProof/>
-              </w:rPr>
-            </w:r>
-            <w:r>
-              <w:rPr>
-                <w:noProof/>
-              </w:rPr>
-              <w:fldChar w:fldCharType="separate"/>
-            </w:r>
-            <w:r>
-              <w:rPr>
-                <w:noProof/>
-              </w:rPr>
-              <w:t>5</w:t>
-            </w:r>
-            <w:r>
-              <w:rPr>
-                <w:noProof/>
-              </w:rPr>
-              <w:fldChar w:fldCharType="end"/>
-            </w:r>
-          </w:hyperlink>
-        </w:p>
-        <w:p>
-          <w:r>
-            <w:fldChar w:fldCharType="end"/>
-          </w:r>
-        </w:p>
-      </w:sdtContent>
-    </w:sdt>
-    <w:p>
-      <w:r>
-        <w:br w:type="page"/>
-      </w:r>
-    </w:p>
-    <w:p>
-      <w:pPr>
-        <w:pStyle w:val="Heading1"/>
-      </w:pPr>
-      <w:bookmarkStart w:id="1" w:name="_Toc231506322"/>
+      <w:bookmarkStart w:id="0" w:name="_Toc231571912"/>
       <w:r>
         <w:lastRenderedPageBreak/>
         <w:t>Document History</w:t>
       </w:r>
-      <w:bookmarkEnd w:id="1"/>
+      <w:bookmarkEnd w:id="0"/>
     </w:p>
     <w:tbl>
       <w:tblPr>
@@ -1066,10 +124,10 @@
         <w:tblLook w:val="0000" w:firstRow="0" w:lastRow="0" w:firstColumn="0" w:lastColumn="0" w:noHBand="0" w:noVBand="0"/>
       </w:tblPr>
       <w:tblGrid>
-        <w:gridCol w:w="1400"/>
-        <w:gridCol w:w="2000"/>
-        <w:gridCol w:w="2400"/>
-        <w:gridCol w:w="3560"/>
+        <w:gridCol w:w="1300"/>
+        <w:gridCol w:w="1900"/>
+        <w:gridCol w:w="2300"/>
+        <w:gridCol w:w="3860"/>
       </w:tblGrid>
       <w:tr>
         <w:tblPrEx>
@@ -1083,7 +141,7 @@
         </w:trPr>
         <w:tc>
           <w:tcPr>
-            <w:tcW w:w="1400" w:type="dxa"/>
+            <w:tcW w:w="1300" w:type="dxa"/>
             <w:tcBorders>
               <w:top w:val="single" w:sz="1" w:space="0" w:color="CCCCCC"/>
               <w:left w:val="single" w:sz="1" w:space="0" w:color="CCCCCC"/>
@@ -1110,7 +168,7 @@
         </w:tc>
         <w:tc>
           <w:tcPr>
-            <w:tcW w:w="2000" w:type="dxa"/>
+            <w:tcW w:w="1900" w:type="dxa"/>
             <w:tcBorders>
               <w:top w:val="single" w:sz="1" w:space="0" w:color="CCCCCC"/>
               <w:left w:val="single" w:sz="1" w:space="0" w:color="CCCCCC"/>
@@ -1137,7 +195,7 @@
         </w:tc>
         <w:tc>
           <w:tcPr>
-            <w:tcW w:w="2400" w:type="dxa"/>
+            <w:tcW w:w="2300" w:type="dxa"/>
             <w:tcBorders>
               <w:top w:val="single" w:sz="1" w:space="0" w:color="CCCCCC"/>
               <w:left w:val="single" w:sz="1" w:space="0" w:color="CCCCCC"/>
@@ -1164,7 +222,7 @@
         </w:tc>
         <w:tc>
           <w:tcPr>
-            <w:tcW w:w="3560" w:type="dxa"/>
+            <w:tcW w:w="3860" w:type="dxa"/>
             <w:tcBorders>
               <w:top w:val="single" w:sz="1" w:space="0" w:color="CCCCCC"/>
               <w:left w:val="single" w:sz="1" w:space="0" w:color="CCCCCC"/>
@@ -1199,7 +257,7 @@
         </w:tblPrEx>
         <w:tc>
           <w:tcPr>
-            <w:tcW w:w="1400" w:type="dxa"/>
+            <w:tcW w:w="1300" w:type="dxa"/>
             <w:tcBorders>
               <w:top w:val="single" w:sz="1" w:space="0" w:color="CCCCCC"/>
               <w:left w:val="single" w:sz="1" w:space="0" w:color="CCCCCC"/>
@@ -1221,7 +279,7 @@
         </w:tc>
         <w:tc>
           <w:tcPr>
-            <w:tcW w:w="2000" w:type="dxa"/>
+            <w:tcW w:w="1900" w:type="dxa"/>
             <w:tcBorders>
               <w:top w:val="single" w:sz="1" w:space="0" w:color="CCCCCC"/>
               <w:left w:val="single" w:sz="1" w:space="0" w:color="CCCCCC"/>
@@ -1243,29 +301,29 @@
         </w:tc>
         <w:tc>
           <w:tcPr>
-            <w:tcW w:w="2400" w:type="dxa"/>
-            <w:tcBorders>
-              <w:top w:val="single" w:sz="1" w:space="0" w:color="CCCCCC"/>
-              <w:left w:val="single" w:sz="1" w:space="0" w:color="CCCCCC"/>
-              <w:bottom w:val="single" w:sz="1" w:space="0" w:color="CCCCCC"/>
-              <w:right w:val="single" w:sz="1" w:space="0" w:color="CCCCCC"/>
-            </w:tcBorders>
-            <w:tcMar>
-              <w:top w:w="80" w:type="dxa"/>
-              <w:left w:w="120" w:type="dxa"/>
-              <w:bottom w:w="80" w:type="dxa"/>
-              <w:right w:w="120" w:type="dxa"/>
-            </w:tcMar>
-          </w:tcPr>
-          <w:p>
-            <w:r>
-              <w:t>QA Team</w:t>
-            </w:r>
-          </w:p>
-        </w:tc>
-        <w:tc>
-          <w:tcPr>
-            <w:tcW w:w="3560" w:type="dxa"/>
+            <w:tcW w:w="2300" w:type="dxa"/>
+            <w:tcBorders>
+              <w:top w:val="single" w:sz="1" w:space="0" w:color="CCCCCC"/>
+              <w:left w:val="single" w:sz="1" w:space="0" w:color="CCCCCC"/>
+              <w:bottom w:val="single" w:sz="1" w:space="0" w:color="CCCCCC"/>
+              <w:right w:val="single" w:sz="1" w:space="0" w:color="CCCCCC"/>
+            </w:tcBorders>
+            <w:tcMar>
+              <w:top w:w="80" w:type="dxa"/>
+              <w:left w:w="120" w:type="dxa"/>
+              <w:bottom w:w="80" w:type="dxa"/>
+              <w:right w:w="120" w:type="dxa"/>
+            </w:tcMar>
+          </w:tcPr>
+          <w:p>
+            <w:r>
+              <w:t>Rawad Isayed</w:t>
+            </w:r>
+          </w:p>
+        </w:tc>
+        <w:tc>
+          <w:tcPr>
+            <w:tcW w:w="3860" w:type="dxa"/>
             <w:tcBorders>
               <w:top w:val="single" w:sz="1" w:space="0" w:color="CCCCCC"/>
               <w:left w:val="single" w:sz="1" w:space="0" w:color="CCCCCC"/>
@@ -1295,7 +353,7 @@
         </w:tblPrEx>
         <w:tc>
           <w:tcPr>
-            <w:tcW w:w="1400" w:type="dxa"/>
+            <w:tcW w:w="1300" w:type="dxa"/>
             <w:tcBorders>
               <w:top w:val="single" w:sz="1" w:space="0" w:color="CCCCCC"/>
               <w:left w:val="single" w:sz="1" w:space="0" w:color="CCCCCC"/>
@@ -1317,7 +375,7 @@
         </w:tc>
         <w:tc>
           <w:tcPr>
-            <w:tcW w:w="2000" w:type="dxa"/>
+            <w:tcW w:w="1900" w:type="dxa"/>
             <w:tcBorders>
               <w:top w:val="single" w:sz="1" w:space="0" w:color="CCCCCC"/>
               <w:left w:val="single" w:sz="1" w:space="0" w:color="CCCCCC"/>
@@ -1339,29 +397,29 @@
         </w:tc>
         <w:tc>
           <w:tcPr>
-            <w:tcW w:w="2400" w:type="dxa"/>
-            <w:tcBorders>
-              <w:top w:val="single" w:sz="1" w:space="0" w:color="CCCCCC"/>
-              <w:left w:val="single" w:sz="1" w:space="0" w:color="CCCCCC"/>
-              <w:bottom w:val="single" w:sz="1" w:space="0" w:color="CCCCCC"/>
-              <w:right w:val="single" w:sz="1" w:space="0" w:color="CCCCCC"/>
-            </w:tcBorders>
-            <w:tcMar>
-              <w:top w:w="80" w:type="dxa"/>
-              <w:left w:w="120" w:type="dxa"/>
-              <w:bottom w:w="80" w:type="dxa"/>
-              <w:right w:w="120" w:type="dxa"/>
-            </w:tcMar>
-          </w:tcPr>
-          <w:p>
-            <w:r>
-              <w:t>QA Team</w:t>
-            </w:r>
-          </w:p>
-        </w:tc>
-        <w:tc>
-          <w:tcPr>
-            <w:tcW w:w="3560" w:type="dxa"/>
+            <w:tcW w:w="2300" w:type="dxa"/>
+            <w:tcBorders>
+              <w:top w:val="single" w:sz="1" w:space="0" w:color="CCCCCC"/>
+              <w:left w:val="single" w:sz="1" w:space="0" w:color="CCCCCC"/>
+              <w:bottom w:val="single" w:sz="1" w:space="0" w:color="CCCCCC"/>
+              <w:right w:val="single" w:sz="1" w:space="0" w:color="CCCCCC"/>
+            </w:tcBorders>
+            <w:tcMar>
+              <w:top w:w="80" w:type="dxa"/>
+              <w:left w:w="120" w:type="dxa"/>
+              <w:bottom w:w="80" w:type="dxa"/>
+              <w:right w:w="120" w:type="dxa"/>
+            </w:tcMar>
+          </w:tcPr>
+          <w:p>
+            <w:r>
+              <w:t>Rawad Isayed</w:t>
+            </w:r>
+          </w:p>
+        </w:tc>
+        <w:tc>
+          <w:tcPr>
+            <w:tcW w:w="3860" w:type="dxa"/>
             <w:tcBorders>
               <w:top w:val="single" w:sz="1" w:space="0" w:color="CCCCCC"/>
               <w:left w:val="single" w:sz="1" w:space="0" w:color="CCCCCC"/>
@@ -1391,7 +449,103 @@
         </w:tblPrEx>
         <w:tc>
           <w:tcPr>
-            <w:tcW w:w="1400" w:type="dxa"/>
+            <w:tcW w:w="1300" w:type="dxa"/>
+            <w:tcBorders>
+              <w:top w:val="single" w:sz="1" w:space="0" w:color="CCCCCC"/>
+              <w:left w:val="single" w:sz="1" w:space="0" w:color="CCCCCC"/>
+              <w:bottom w:val="single" w:sz="1" w:space="0" w:color="CCCCCC"/>
+              <w:right w:val="single" w:sz="1" w:space="0" w:color="CCCCCC"/>
+            </w:tcBorders>
+            <w:tcMar>
+              <w:top w:w="80" w:type="dxa"/>
+              <w:left w:w="120" w:type="dxa"/>
+              <w:bottom w:w="80" w:type="dxa"/>
+              <w:right w:w="120" w:type="dxa"/>
+            </w:tcMar>
+          </w:tcPr>
+          <w:p>
+            <w:r>
+              <w:t>0.3</w:t>
+            </w:r>
+          </w:p>
+        </w:tc>
+        <w:tc>
+          <w:tcPr>
+            <w:tcW w:w="1900" w:type="dxa"/>
+            <w:tcBorders>
+              <w:top w:val="single" w:sz="1" w:space="0" w:color="CCCCCC"/>
+              <w:left w:val="single" w:sz="1" w:space="0" w:color="CCCCCC"/>
+              <w:bottom w:val="single" w:sz="1" w:space="0" w:color="CCCCCC"/>
+              <w:right w:val="single" w:sz="1" w:space="0" w:color="CCCCCC"/>
+            </w:tcBorders>
+            <w:tcMar>
+              <w:top w:w="80" w:type="dxa"/>
+              <w:left w:w="120" w:type="dxa"/>
+              <w:bottom w:w="80" w:type="dxa"/>
+              <w:right w:w="120" w:type="dxa"/>
+            </w:tcMar>
+          </w:tcPr>
+          <w:p>
+            <w:r>
+              <w:t>2026-06-04</w:t>
+            </w:r>
+          </w:p>
+        </w:tc>
+        <w:tc>
+          <w:tcPr>
+            <w:tcW w:w="2300" w:type="dxa"/>
+            <w:tcBorders>
+              <w:top w:val="single" w:sz="1" w:space="0" w:color="CCCCCC"/>
+              <w:left w:val="single" w:sz="1" w:space="0" w:color="CCCCCC"/>
+              <w:bottom w:val="single" w:sz="1" w:space="0" w:color="CCCCCC"/>
+              <w:right w:val="single" w:sz="1" w:space="0" w:color="CCCCCC"/>
+            </w:tcBorders>
+            <w:tcMar>
+              <w:top w:w="80" w:type="dxa"/>
+              <w:left w:w="120" w:type="dxa"/>
+              <w:bottom w:w="80" w:type="dxa"/>
+              <w:right w:w="120" w:type="dxa"/>
+            </w:tcMar>
+          </w:tcPr>
+          <w:p>
+            <w:r>
+              <w:t>Rawad Isayed</w:t>
+            </w:r>
+          </w:p>
+        </w:tc>
+        <w:tc>
+          <w:tcPr>
+            <w:tcW w:w="3860" w:type="dxa"/>
+            <w:tcBorders>
+              <w:top w:val="single" w:sz="1" w:space="0" w:color="CCCCCC"/>
+              <w:left w:val="single" w:sz="1" w:space="0" w:color="CCCCCC"/>
+              <w:bottom w:val="single" w:sz="1" w:space="0" w:color="CCCCCC"/>
+              <w:right w:val="single" w:sz="1" w:space="0" w:color="CCCCCC"/>
+            </w:tcBorders>
+            <w:tcMar>
+              <w:top w:w="80" w:type="dxa"/>
+              <w:left w:w="120" w:type="dxa"/>
+              <w:bottom w:w="80" w:type="dxa"/>
+              <w:right w:w="120" w:type="dxa"/>
+            </w:tcMar>
+          </w:tcPr>
+          <w:p>
+            <w:r>
+              <w:t>Added full-suite results (247/241/6)</w:t>
+            </w:r>
+          </w:p>
+        </w:tc>
+      </w:tr>
+      <w:tr>
+        <w:tblPrEx>
+          <w:tblCellMar>
+            <w:top w:w="0" w:type="dxa"/>
+            <w:bottom w:w="0" w:type="dxa"/>
+          </w:tblCellMar>
+        </w:tblPrEx>
+        <w:tc>
+          <w:tcPr>
+            <w:tcW w:w="1300" w:type="dxa"/>
             <w:tcBorders>
               <w:top w:val="single" w:sz="1" w:space="0" w:color="CCCCCC"/>
               <w:left w:val="single" w:sz="1" w:space="0" w:color="CCCCCC"/>
@@ -1413,51 +567,51 @@
         </w:tc>
         <w:tc>
           <w:tcPr>
-            <w:tcW w:w="2000" w:type="dxa"/>
-            <w:tcBorders>
-              <w:top w:val="single" w:sz="1" w:space="0" w:color="CCCCCC"/>
-              <w:left w:val="single" w:sz="1" w:space="0" w:color="CCCCCC"/>
-              <w:bottom w:val="single" w:sz="1" w:space="0" w:color="CCCCCC"/>
-              <w:right w:val="single" w:sz="1" w:space="0" w:color="CCCCCC"/>
-            </w:tcBorders>
-            <w:tcMar>
-              <w:top w:w="80" w:type="dxa"/>
-              <w:left w:w="120" w:type="dxa"/>
-              <w:bottom w:w="80" w:type="dxa"/>
-              <w:right w:w="120" w:type="dxa"/>
-            </w:tcMar>
-          </w:tcPr>
-          <w:p>
-            <w:r>
-              <w:t>2026-06-04</w:t>
-            </w:r>
-          </w:p>
-        </w:tc>
-        <w:tc>
-          <w:tcPr>
-            <w:tcW w:w="2400" w:type="dxa"/>
-            <w:tcBorders>
-              <w:top w:val="single" w:sz="1" w:space="0" w:color="CCCCCC"/>
-              <w:left w:val="single" w:sz="1" w:space="0" w:color="CCCCCC"/>
-              <w:bottom w:val="single" w:sz="1" w:space="0" w:color="CCCCCC"/>
-              <w:right w:val="single" w:sz="1" w:space="0" w:color="CCCCCC"/>
-            </w:tcBorders>
-            <w:tcMar>
-              <w:top w:w="80" w:type="dxa"/>
-              <w:left w:w="120" w:type="dxa"/>
-              <w:bottom w:w="80" w:type="dxa"/>
-              <w:right w:w="120" w:type="dxa"/>
-            </w:tcMar>
-          </w:tcPr>
-          <w:p>
-            <w:r>
-              <w:t>QA Lead</w:t>
-            </w:r>
-          </w:p>
-        </w:tc>
-        <w:tc>
-          <w:tcPr>
-            <w:tcW w:w="3560" w:type="dxa"/>
+            <w:tcW w:w="1900" w:type="dxa"/>
+            <w:tcBorders>
+              <w:top w:val="single" w:sz="1" w:space="0" w:color="CCCCCC"/>
+              <w:left w:val="single" w:sz="1" w:space="0" w:color="CCCCCC"/>
+              <w:bottom w:val="single" w:sz="1" w:space="0" w:color="CCCCCC"/>
+              <w:right w:val="single" w:sz="1" w:space="0" w:color="CCCCCC"/>
+            </w:tcBorders>
+            <w:tcMar>
+              <w:top w:w="80" w:type="dxa"/>
+              <w:left w:w="120" w:type="dxa"/>
+              <w:bottom w:w="80" w:type="dxa"/>
+              <w:right w:w="120" w:type="dxa"/>
+            </w:tcMar>
+          </w:tcPr>
+          <w:p>
+            <w:r>
+              <w:t>2026-06-05</w:t>
+            </w:r>
+          </w:p>
+        </w:tc>
+        <w:tc>
+          <w:tcPr>
+            <w:tcW w:w="2300" w:type="dxa"/>
+            <w:tcBorders>
+              <w:top w:val="single" w:sz="1" w:space="0" w:color="CCCCCC"/>
+              <w:left w:val="single" w:sz="1" w:space="0" w:color="CCCCCC"/>
+              <w:bottom w:val="single" w:sz="1" w:space="0" w:color="CCCCCC"/>
+              <w:right w:val="single" w:sz="1" w:space="0" w:color="CCCCCC"/>
+            </w:tcBorders>
+            <w:tcMar>
+              <w:top w:w="80" w:type="dxa"/>
+              <w:left w:w="120" w:type="dxa"/>
+              <w:bottom w:w="80" w:type="dxa"/>
+              <w:right w:w="120" w:type="dxa"/>
+            </w:tcMar>
+          </w:tcPr>
+          <w:p>
+            <w:r>
+              <w:t>Rawad Isayed</w:t>
+            </w:r>
+          </w:p>
+        </w:tc>
+        <w:tc>
+          <w:tcPr>
+            <w:tcW w:w="3860" w:type="dxa"/>
             <w:tcBorders>
               <w:top w:val="single" w:sz="1" w:space="0" w:color="CCCCCC"/>
               <w:left w:val="single" w:sz="1" w:space="0" w:color="CCCCCC"/>
@@ -1474,6 +628,102 @@
           <w:p>
             <w:r>
               <w:t>Baseline approved</w:t>
+            </w:r>
+          </w:p>
+        </w:tc>
+      </w:tr>
+      <w:tr>
+        <w:tblPrEx>
+          <w:tblCellMar>
+            <w:top w:w="0" w:type="dxa"/>
+            <w:bottom w:w="0" w:type="dxa"/>
+          </w:tblCellMar>
+        </w:tblPrEx>
+        <w:tc>
+          <w:tcPr>
+            <w:tcW w:w="1300" w:type="dxa"/>
+            <w:tcBorders>
+              <w:top w:val="single" w:sz="1" w:space="0" w:color="CCCCCC"/>
+              <w:left w:val="single" w:sz="1" w:space="0" w:color="CCCCCC"/>
+              <w:bottom w:val="single" w:sz="1" w:space="0" w:color="CCCCCC"/>
+              <w:right w:val="single" w:sz="1" w:space="0" w:color="CCCCCC"/>
+            </w:tcBorders>
+            <w:tcMar>
+              <w:top w:w="80" w:type="dxa"/>
+              <w:left w:w="120" w:type="dxa"/>
+              <w:bottom w:w="80" w:type="dxa"/>
+              <w:right w:w="120" w:type="dxa"/>
+            </w:tcMar>
+          </w:tcPr>
+          <w:p>
+            <w:r>
+              <w:t>1.1</w:t>
+            </w:r>
+          </w:p>
+        </w:tc>
+        <w:tc>
+          <w:tcPr>
+            <w:tcW w:w="1900" w:type="dxa"/>
+            <w:tcBorders>
+              <w:top w:val="single" w:sz="1" w:space="0" w:color="CCCCCC"/>
+              <w:left w:val="single" w:sz="1" w:space="0" w:color="CCCCCC"/>
+              <w:bottom w:val="single" w:sz="1" w:space="0" w:color="CCCCCC"/>
+              <w:right w:val="single" w:sz="1" w:space="0" w:color="CCCCCC"/>
+            </w:tcBorders>
+            <w:tcMar>
+              <w:top w:w="80" w:type="dxa"/>
+              <w:left w:w="120" w:type="dxa"/>
+              <w:bottom w:w="80" w:type="dxa"/>
+              <w:right w:w="120" w:type="dxa"/>
+            </w:tcMar>
+          </w:tcPr>
+          <w:p>
+            <w:r>
+              <w:t>2026-06-05</w:t>
+            </w:r>
+          </w:p>
+        </w:tc>
+        <w:tc>
+          <w:tcPr>
+            <w:tcW w:w="2300" w:type="dxa"/>
+            <w:tcBorders>
+              <w:top w:val="single" w:sz="1" w:space="0" w:color="CCCCCC"/>
+              <w:left w:val="single" w:sz="1" w:space="0" w:color="CCCCCC"/>
+              <w:bottom w:val="single" w:sz="1" w:space="0" w:color="CCCCCC"/>
+              <w:right w:val="single" w:sz="1" w:space="0" w:color="CCCCCC"/>
+            </w:tcBorders>
+            <w:tcMar>
+              <w:top w:w="80" w:type="dxa"/>
+              <w:left w:w="120" w:type="dxa"/>
+              <w:bottom w:w="80" w:type="dxa"/>
+              <w:right w:w="120" w:type="dxa"/>
+            </w:tcMar>
+          </w:tcPr>
+          <w:p>
+            <w:r>
+              <w:t>Rawad Isayed</w:t>
+            </w:r>
+          </w:p>
+        </w:tc>
+        <w:tc>
+          <w:tcPr>
+            <w:tcW w:w="3860" w:type="dxa"/>
+            <w:tcBorders>
+              <w:top w:val="single" w:sz="1" w:space="0" w:color="CCCCCC"/>
+              <w:left w:val="single" w:sz="1" w:space="0" w:color="CCCCCC"/>
+              <w:bottom w:val="single" w:sz="1" w:space="0" w:color="CCCCCC"/>
+              <w:right w:val="single" w:sz="1" w:space="0" w:color="CCCCCC"/>
+            </w:tcBorders>
+            <w:tcMar>
+              <w:top w:w="80" w:type="dxa"/>
+              <w:left w:w="120" w:type="dxa"/>
+              <w:bottom w:w="80" w:type="dxa"/>
+              <w:right w:w="120" w:type="dxa"/>
+            </w:tcMar>
+          </w:tcPr>
+          <w:p>
+            <w:r>
+              <w:t>Reflected refactor: one class per feature + explicit waits</w:t>
             </w:r>
           </w:p>
         </w:tc>
@@ -1483,99 +733,74 @@
       <w:pPr>
         <w:pStyle w:val="Heading1"/>
       </w:pPr>
-      <w:bookmarkStart w:id="2" w:name="_Toc231506323"/>
+      <w:bookmarkStart w:id="1" w:name="_Toc231571913"/>
       <w:r>
         <w:t>1. Introduction &amp; Objectives</w:t>
       </w:r>
+      <w:bookmarkEnd w:id="1"/>
+    </w:p>
+    <w:p>
+      <w:pPr>
+        <w:spacing w:after="120"/>
+      </w:pPr>
+      <w:r>
+        <w:t>This document defines the test plan for the QAPractice UI test-automation project, which validates the public practice site at https://www.qa-practice.com. The objective is to verify, through an automated Selenium suite, that each interactive feature behaves correctly for valid, invalid and boundary inputs, and to document any defects discovered.</w:t>
+      </w:r>
+    </w:p>
+    <w:p>
+      <w:pPr>
+        <w:pStyle w:val="Heading1"/>
+      </w:pPr>
+      <w:bookmarkStart w:id="2" w:name="_Toc231571914"/>
+      <w:r>
+        <w:t>2. Scope</w:t>
+      </w:r>
       <w:bookmarkEnd w:id="2"/>
     </w:p>
     <w:p>
       <w:pPr>
+        <w:pStyle w:val="Heading2"/>
+      </w:pPr>
+      <w:bookmarkStart w:id="3" w:name="_Toc231571915"/>
+      <w:r>
+        <w:t>2.1 In Scope</w:t>
+      </w:r>
+      <w:bookmarkEnd w:id="3"/>
+    </w:p>
+    <w:p>
+      <w:pPr>
         <w:spacing w:after="120"/>
       </w:pPr>
       <w:r>
-        <w:t xml:space="preserve">This document defines the test plan for the </w:t>
-      </w:r>
-      <w:proofErr w:type="spellStart"/>
-      <w:r>
-        <w:t>QAPractice</w:t>
-      </w:r>
-      <w:proofErr w:type="spellEnd"/>
-      <w:r>
-        <w:t xml:space="preserve"> UI test-automation project, which validates the public practice site at https://www.qa-practice.com. The objective is to verify, through an automated Selenium suite, that each interactive feature on the site behaves correctly for valid, invalid, and boundary inputs.</w:t>
-      </w:r>
-    </w:p>
-    <w:p>
-      <w:pPr>
-        <w:spacing w:after="120"/>
-      </w:pPr>
-      <w:r>
-        <w:t xml:space="preserve">The suite is built with Java, Selenium WebDriver 4.38, TestNG 7.9 and Maven, organized using the Page Object Model. The single test class </w:t>
-      </w:r>
-      <w:proofErr w:type="spellStart"/>
-      <w:r>
-        <w:t>QaPractice</w:t>
-      </w:r>
-      <w:proofErr w:type="spellEnd"/>
-      <w:r>
-        <w:t xml:space="preserve"> extends </w:t>
-      </w:r>
-      <w:proofErr w:type="spellStart"/>
-      <w:r>
-        <w:t>BaseSetupManager</w:t>
-      </w:r>
-      <w:proofErr w:type="spellEnd"/>
-      <w:r>
-        <w:t xml:space="preserve">, which prompts for browser selection at runtime via a Scanner (1=Chrome, 2=Edge, 3=Firefox). Tests are ordered with @Test(priority) and share a common </w:t>
-      </w:r>
-      <w:proofErr w:type="spellStart"/>
-      <w:proofErr w:type="gramStart"/>
-      <w:r>
-        <w:t>assertResult</w:t>
-      </w:r>
-      <w:proofErr w:type="spellEnd"/>
-      <w:r>
-        <w:t>(</w:t>
-      </w:r>
-      <w:proofErr w:type="gramEnd"/>
-      <w:r>
-        <w:t xml:space="preserve">expected, </w:t>
-      </w:r>
-      <w:proofErr w:type="spellStart"/>
-      <w:r>
-        <w:t>urlBefore</w:t>
-      </w:r>
-      <w:proofErr w:type="spellEnd"/>
-      <w:r>
-        <w:t>) helper that checks for a success result, URL change, or absence of a 404 on valid cases, and for error feedback or staying on the page for invalid cases.</w:t>
-      </w:r>
-    </w:p>
-    <w:p>
-      <w:pPr>
-        <w:pStyle w:val="Heading1"/>
-      </w:pPr>
-      <w:bookmarkStart w:id="3" w:name="_Toc231506324"/>
-      <w:r>
-        <w:t>2. Scope</w:t>
-      </w:r>
-      <w:bookmarkEnd w:id="3"/>
-    </w:p>
-    <w:p>
-      <w:pPr>
-        <w:pStyle w:val="Heading2"/>
-      </w:pPr>
-      <w:bookmarkStart w:id="4" w:name="_Toc231506325"/>
-      <w:r>
-        <w:t>2.1 In Scope</w:t>
-      </w:r>
-      <w:bookmarkEnd w:id="4"/>
-    </w:p>
-    <w:p>
-      <w:pPr>
-        <w:spacing w:after="120"/>
-      </w:pPr>
-      <w:r>
-        <w:t>Functional UI automation of the following thirteen feature areas:</w:t>
+        <w:rPr>
+          <w:b/>
+          <w:bCs/>
+        </w:rPr>
+        <w:t xml:space="preserve">Functional UI </w:t>
+      </w:r>
+      <w:r>
+        <w:rPr>
+          <w:b/>
+          <w:bCs/>
+        </w:rPr>
+        <w:t>A</w:t>
+      </w:r>
+      <w:r>
+        <w:rPr>
+          <w:b/>
+          <w:bCs/>
+        </w:rPr>
+        <w:t>utomation</w:t>
+      </w:r>
+      <w:r>
+        <w:rPr>
+          <w:b/>
+          <w:bCs/>
+        </w:rPr>
+        <w:t xml:space="preserve"> Testing</w:t>
+      </w:r>
+      <w:r>
+        <w:t xml:space="preserve"> of the following thirteen feature areas, plus Sidebar and MiddleBar navigation:</w:t>
       </w:r>
     </w:p>
     <w:p>
@@ -1588,7 +813,7 @@
         <w:spacing w:after="60"/>
       </w:pPr>
       <w:r>
-        <w:t>Text input field – valid/invalid string rules and length boundaries</w:t>
+        <w:t>Text input field – string rules and length boundaries (data-driven)</w:t>
       </w:r>
     </w:p>
     <w:p>
@@ -1601,7 +826,7 @@
         <w:spacing w:after="60"/>
       </w:pPr>
       <w:r>
-        <w:t>Email field – format validation</w:t>
+        <w:t>Email field – format validation (data-driven)</w:t>
       </w:r>
     </w:p>
     <w:p>
@@ -1614,7 +839,7 @@
         <w:spacing w:after="60"/>
       </w:pPr>
       <w:r>
-        <w:t>Password field – complexity rules</w:t>
+        <w:t>Password field – complexity rules (data-driven)</w:t>
       </w:r>
     </w:p>
     <w:p>
@@ -1653,7 +878,7 @@
         <w:spacing w:after="60"/>
       </w:pPr>
       <w:r>
-        <w:t>Select dropdowns – single, multi, and combinations</w:t>
+        <w:t>Select dropdowns – single, multi-validation, all 60 combinations</w:t>
       </w:r>
     </w:p>
     <w:p>
@@ -1678,13 +903,8 @@
         </w:numPr>
         <w:spacing w:after="60"/>
       </w:pPr>
-      <w:proofErr w:type="spellStart"/>
-      <w:r>
-        <w:t>Textareas</w:t>
-      </w:r>
-      <w:proofErr w:type="spellEnd"/>
-      <w:r>
-        <w:t xml:space="preserve"> – single and multiple</w:t>
+      <w:r>
+        <w:t>Textareas – single and multiple</w:t>
       </w:r>
     </w:p>
     <w:p>
@@ -1722,21 +942,8 @@
         </w:numPr>
         <w:spacing w:after="60"/>
       </w:pPr>
-      <w:proofErr w:type="spellStart"/>
-      <w:r>
-        <w:t>Iframe</w:t>
-      </w:r>
-      <w:proofErr w:type="spellEnd"/>
-      <w:r>
-        <w:t xml:space="preserve"> – presence/</w:t>
-      </w:r>
-      <w:proofErr w:type="spellStart"/>
-      <w:r>
-        <w:t>attrs</w:t>
-      </w:r>
-      <w:proofErr w:type="spellEnd"/>
-      <w:r>
-        <w:t>, switching, navbar, header CTAs, album cards, back-to-top, footers</w:t>
+      <w:r>
+        <w:t>Iframe – presence/attrs, switching, navbar, header CTAs, album cards, back-to-top, footers</w:t>
       </w:r>
     </w:p>
     <w:p>
@@ -1749,15 +956,7 @@
         <w:spacing w:after="60"/>
       </w:pPr>
       <w:r>
-        <w:t xml:space="preserve">Pop-up – modal tab and </w:t>
-      </w:r>
-      <w:proofErr w:type="spellStart"/>
-      <w:r>
-        <w:t>iframe</w:t>
-      </w:r>
-      <w:proofErr w:type="spellEnd"/>
-      <w:r>
-        <w:t>-popup tab with copy/paste validation</w:t>
+        <w:t>Pop-up – modal tab and iframe-popup tab with copy/paste validation</w:t>
       </w:r>
     </w:p>
     <w:p>
@@ -1775,16 +974,6 @@
     </w:p>
     <w:p>
       <w:pPr>
-        <w:pStyle w:val="Heading2"/>
-      </w:pPr>
-      <w:bookmarkStart w:id="5" w:name="_Toc231506326"/>
-      <w:r>
-        <w:t>2.2 Out of Scope</w:t>
-      </w:r>
-      <w:bookmarkEnd w:id="5"/>
-    </w:p>
-    <w:p>
-      <w:pPr>
         <w:pStyle w:val="ListParagraph"/>
         <w:numPr>
           <w:ilvl w:val="0"/>
@@ -1793,8 +982,18 @@
         <w:spacing w:after="60"/>
       </w:pPr>
       <w:r>
-        <w:t>Performance and load testing</w:t>
-      </w:r>
+        <w:t>Sidebar and MiddleBar navigation</w:t>
+      </w:r>
+    </w:p>
+    <w:p>
+      <w:pPr>
+        <w:pStyle w:val="Heading2"/>
+      </w:pPr>
+      <w:bookmarkStart w:id="4" w:name="_Toc231571916"/>
+      <w:r>
+        <w:t>2.2 Out of Scope</w:t>
+      </w:r>
+      <w:bookmarkEnd w:id="4"/>
     </w:p>
     <w:p>
       <w:pPr>
@@ -1806,7 +1005,7 @@
         <w:spacing w:after="60"/>
       </w:pPr>
       <w:r>
-        <w:t>Security and penetration testing</w:t>
+        <w:t>Performance and load testing</w:t>
       </w:r>
     </w:p>
     <w:p>
@@ -1819,8 +1018,7 @@
         <w:spacing w:after="60"/>
       </w:pPr>
       <w:r>
-        <w:lastRenderedPageBreak/>
-        <w:t>Cross-browser matrix beyond Chrome, Edge and Firefox</w:t>
+        <w:t>Security and penetration testing</w:t>
       </w:r>
     </w:p>
     <w:p>
@@ -1833,33 +1031,8 @@
         <w:spacing w:after="60"/>
       </w:pPr>
       <w:r>
-        <w:t>Mobile and responsive testing</w:t>
-      </w:r>
-    </w:p>
-    <w:p>
-      <w:pPr>
-        <w:pStyle w:val="Heading1"/>
-      </w:pPr>
-      <w:bookmarkStart w:id="6" w:name="_Toc231506327"/>
-      <w:r>
-        <w:t>3. Test Approach</w:t>
-      </w:r>
-      <w:bookmarkEnd w:id="6"/>
-    </w:p>
-    <w:p>
-      <w:pPr>
-        <w:spacing w:after="120"/>
-      </w:pPr>
-      <w:r>
-        <w:t xml:space="preserve">Testing follows the Page Object Model: each feature page is modeled as a class exposing intent-revealing methods, keeping locators isolated from test logic. The </w:t>
-      </w:r>
-      <w:proofErr w:type="spellStart"/>
-      <w:r>
-        <w:t>QaPractice</w:t>
-      </w:r>
-      <w:proofErr w:type="spellEnd"/>
-      <w:r>
-        <w:t xml:space="preserve"> test class drives these pages with TestNG, ordering execution through @Test(priority).</w:t>
+        <w:lastRenderedPageBreak/>
+        <w:t>Full cross-browser matrix beyond Chrome, Edge and Firefox</w:t>
       </w:r>
     </w:p>
     <w:p>
@@ -1872,7 +1045,25 @@
         <w:spacing w:after="60"/>
       </w:pPr>
       <w:r>
-        <w:t>Data-driven coverage via @DataProvider – each email, password, checkbox, select and practice-form data row becomes an individual test case.</w:t>
+        <w:t>Mobile and responsive testing</w:t>
+      </w:r>
+    </w:p>
+    <w:p>
+      <w:pPr>
+        <w:pStyle w:val="Heading1"/>
+      </w:pPr>
+      <w:bookmarkStart w:id="5" w:name="_Toc231571917"/>
+      <w:r>
+        <w:t>3. Test Approach</w:t>
+      </w:r>
+      <w:bookmarkEnd w:id="5"/>
+    </w:p>
+    <w:p>
+      <w:pPr>
+        <w:spacing w:after="120"/>
+      </w:pPr>
+      <w:r>
+        <w:t>Testing follows the Page Object Model, with the test layer organized as one test class per feature. Each class extends a shared BaseTest, keeping setup, assertions and waits consistent across the suite.</w:t>
       </w:r>
     </w:p>
     <w:p>
@@ -1885,7 +1076,7 @@
         <w:spacing w:after="60"/>
       </w:pPr>
       <w:r>
-        <w:t>Positive, negative and boundary cases for every applicable field.</w:t>
+        <w:t>One test class per feature – each feature has a dedicated, focused TestNG class (e.g. TextInputTest, DisabledButtonTest, MultipleSelectTest, IframeTest, ModalPopUpTest, IframePopUpTest, PracticeFormTest).</w:t>
       </w:r>
     </w:p>
     <w:p>
@@ -1898,15 +1089,7 @@
         <w:spacing w:after="60"/>
       </w:pPr>
       <w:r>
-        <w:t xml:space="preserve">Requirement-driven negative tests for placeholder </w:t>
-      </w:r>
-      <w:proofErr w:type="spellStart"/>
-      <w:r>
-        <w:t>href</w:t>
-      </w:r>
-      <w:proofErr w:type="spellEnd"/>
-      <w:r>
-        <w:t>="#" links, which are expected to be present but non-functional.</w:t>
+        <w:t>Shared BaseTest – holds assertResult(), closeExtraTabsAndReturn() and the explicit-wait helpers (waitForPageReady, waitVisible, waitClickable, waitPresent, waitUrlChange, waitAlertPresent, waitWindowCount, webWait at 10s).</w:t>
       </w:r>
     </w:p>
     <w:p>
@@ -1919,28 +1102,7 @@
         <w:spacing w:after="60"/>
       </w:pPr>
       <w:r>
-        <w:t xml:space="preserve">A shared </w:t>
-      </w:r>
-      <w:proofErr w:type="spellStart"/>
-      <w:proofErr w:type="gramStart"/>
-      <w:r>
-        <w:t>assertResult</w:t>
-      </w:r>
-      <w:proofErr w:type="spellEnd"/>
-      <w:r>
-        <w:t>(</w:t>
-      </w:r>
-      <w:proofErr w:type="gramEnd"/>
-      <w:r>
-        <w:t xml:space="preserve">expected, </w:t>
-      </w:r>
-      <w:proofErr w:type="spellStart"/>
-      <w:r>
-        <w:t>urlBefore</w:t>
-      </w:r>
-      <w:proofErr w:type="spellEnd"/>
-      <w:r>
-        <w:t>) helper standardizes pass/fail evaluation across tests.</w:t>
+        <w:t>Explicit waits instead of Thread.sleep – every wait is condition-based (WebDriverWait + ExpectedConditions), so the suite is faster and far less flaky; there is no Thread.sleep in the tests.</w:t>
       </w:r>
     </w:p>
     <w:p>
@@ -1953,26 +1115,57 @@
         <w:spacing w:after="60"/>
       </w:pPr>
       <w:r>
-        <w:t xml:space="preserve">Each test navigates fresh and uses </w:t>
-      </w:r>
-      <w:proofErr w:type="spellStart"/>
-      <w:r>
-        <w:t>Thread.sleep</w:t>
-      </w:r>
-      <w:proofErr w:type="spellEnd"/>
-      <w:r>
-        <w:t>(500) between actions to stabilize the public-site interactions.</w:t>
+        <w:t>Data-driven coverage via @DataProvider – each text, email, password and select data row is an individual case.</w:t>
+      </w:r>
+    </w:p>
+    <w:p>
+      <w:pPr>
+        <w:pStyle w:val="ListParagraph"/>
+        <w:numPr>
+          <w:ilvl w:val="0"/>
+          <w:numId w:val="2"/>
+        </w:numPr>
+        <w:spacing w:after="60"/>
+      </w:pPr>
+      <w:r>
+        <w:t>Positive, negative and boundary cases for every applicable field.</w:t>
+      </w:r>
+    </w:p>
+    <w:p>
+      <w:pPr>
+        <w:pStyle w:val="ListParagraph"/>
+        <w:numPr>
+          <w:ilvl w:val="0"/>
+          <w:numId w:val="2"/>
+        </w:numPr>
+        <w:spacing w:after="60"/>
+      </w:pPr>
+      <w:r>
+        <w:t>Requirement-driven negative tests for placeholder href="#" links – they assert the intended behavior and fail by design, documenting BUG-01.</w:t>
+      </w:r>
+    </w:p>
+    <w:p>
+      <w:pPr>
+        <w:pStyle w:val="ListParagraph"/>
+        <w:numPr>
+          <w:ilvl w:val="0"/>
+          <w:numId w:val="2"/>
+        </w:numPr>
+        <w:spacing w:after="60"/>
+      </w:pPr>
+      <w:r>
+        <w:t>JavaScript click for off-screen/animated elements; scroll-position polling for animated scroll-to-top; #fixedban hidden before interacting with the practice form.</w:t>
       </w:r>
     </w:p>
     <w:p>
       <w:pPr>
         <w:pStyle w:val="Heading1"/>
       </w:pPr>
-      <w:bookmarkStart w:id="7" w:name="_Toc231506328"/>
+      <w:bookmarkStart w:id="6" w:name="_Toc231571918"/>
       <w:r>
         <w:t>4. Test Environment</w:t>
       </w:r>
-      <w:bookmarkEnd w:id="7"/>
+      <w:bookmarkEnd w:id="6"/>
     </w:p>
     <w:tbl>
       <w:tblPr>
@@ -2263,7 +1456,7 @@
           </w:tcPr>
           <w:p>
             <w:r>
-              <w:t>Java (JDK 17+)</w:t>
+              <w:t>Java 21+</w:t>
             </w:r>
           </w:p>
         </w:tc>
@@ -2314,11 +1507,9 @@
             </w:tcMar>
           </w:tcPr>
           <w:p>
-            <w:proofErr w:type="spellStart"/>
             <w:r>
               <w:t>WebDriverManager</w:t>
             </w:r>
-            <w:proofErr w:type="spellEnd"/>
           </w:p>
         </w:tc>
       </w:tr>
@@ -2347,7 +1538,7 @@
           </w:tcPr>
           <w:p>
             <w:r>
-              <w:t>Browsers</w:t>
+              <w:t>Browser selection</w:t>
             </w:r>
           </w:p>
         </w:tc>
@@ -2369,7 +1560,7 @@
           </w:tcPr>
           <w:p>
             <w:r>
-              <w:t>Chrome, Edge, Firefox (runtime Scanner selection)</w:t>
+              <w:t>Chrome / Edge / Firefox via Scanner in BaseSetupManager (1/2/3)</w:t>
             </w:r>
           </w:p>
         </w:tc>
@@ -2399,7 +1590,7 @@
           </w:tcPr>
           <w:p>
             <w:r>
-              <w:t>AUT</w:t>
+              <w:t>Test base layer</w:t>
             </w:r>
           </w:p>
         </w:tc>
@@ -2421,226 +1612,7 @@
           </w:tcPr>
           <w:p>
             <w:r>
-              <w:t>https://www.qa-practice.com (public site)</w:t>
-            </w:r>
-          </w:p>
-        </w:tc>
-      </w:tr>
-    </w:tbl>
-    <w:p>
-      <w:pPr>
-        <w:pStyle w:val="Heading1"/>
-      </w:pPr>
-      <w:bookmarkStart w:id="8" w:name="_Toc231506329"/>
-      <w:r>
-        <w:t>5. Entry &amp; Exit Criteria</w:t>
-      </w:r>
-      <w:bookmarkEnd w:id="8"/>
-    </w:p>
-    <w:p>
-      <w:pPr>
-        <w:pStyle w:val="Heading2"/>
-      </w:pPr>
-      <w:bookmarkStart w:id="9" w:name="_Toc231506330"/>
-      <w:r>
-        <w:t>5.1 Entry Criteria</w:t>
-      </w:r>
-      <w:bookmarkEnd w:id="9"/>
-    </w:p>
-    <w:p>
-      <w:pPr>
-        <w:pStyle w:val="ListParagraph"/>
-        <w:numPr>
-          <w:ilvl w:val="0"/>
-          <w:numId w:val="2"/>
-        </w:numPr>
-        <w:spacing w:after="60"/>
-      </w:pPr>
-      <w:r>
-        <w:t>Test environment and dependencies installed and verified.</w:t>
-      </w:r>
-    </w:p>
-    <w:p>
-      <w:pPr>
-        <w:pStyle w:val="ListParagraph"/>
-        <w:numPr>
-          <w:ilvl w:val="0"/>
-          <w:numId w:val="2"/>
-        </w:numPr>
-        <w:spacing w:after="60"/>
-      </w:pPr>
-      <w:r>
-        <w:t>AUT reachable and stable.</w:t>
-      </w:r>
-    </w:p>
-    <w:p>
-      <w:pPr>
-        <w:pStyle w:val="ListParagraph"/>
-        <w:numPr>
-          <w:ilvl w:val="0"/>
-          <w:numId w:val="2"/>
-        </w:numPr>
-        <w:spacing w:after="60"/>
-      </w:pPr>
-      <w:r>
-        <w:t>Test cases reviewed and baselined; automation framework compiles and runs.</w:t>
-      </w:r>
-    </w:p>
-    <w:p>
-      <w:pPr>
-        <w:pStyle w:val="Heading2"/>
-      </w:pPr>
-      <w:bookmarkStart w:id="10" w:name="_Toc231506331"/>
-      <w:r>
-        <w:t>5.2 Exit Criteria</w:t>
-      </w:r>
-      <w:bookmarkEnd w:id="10"/>
-    </w:p>
-    <w:p>
-      <w:pPr>
-        <w:pStyle w:val="ListParagraph"/>
-        <w:numPr>
-          <w:ilvl w:val="0"/>
-          <w:numId w:val="2"/>
-        </w:numPr>
-        <w:spacing w:after="60"/>
-      </w:pPr>
-      <w:r>
-        <w:t>All planned test cases executed.</w:t>
-      </w:r>
-    </w:p>
-    <w:p>
-      <w:pPr>
-        <w:pStyle w:val="ListParagraph"/>
-        <w:numPr>
-          <w:ilvl w:val="0"/>
-          <w:numId w:val="2"/>
-        </w:numPr>
-        <w:spacing w:after="60"/>
-      </w:pPr>
-      <w:r>
-        <w:t>No open Critical or Major defects without an agreed mitigation.</w:t>
-      </w:r>
-    </w:p>
-    <w:p>
-      <w:pPr>
-        <w:pStyle w:val="ListParagraph"/>
-        <w:numPr>
-          <w:ilvl w:val="0"/>
-          <w:numId w:val="2"/>
-        </w:numPr>
-        <w:spacing w:after="60"/>
-      </w:pPr>
-      <w:r>
-        <w:t>Requirements traceability shows 100% of in-scope requirements covered by at least one test case.</w:t>
-      </w:r>
-    </w:p>
-    <w:p>
-      <w:pPr>
-        <w:pStyle w:val="ListParagraph"/>
-        <w:numPr>
-          <w:ilvl w:val="0"/>
-          <w:numId w:val="2"/>
-        </w:numPr>
-        <w:spacing w:after="60"/>
-      </w:pPr>
-      <w:r>
-        <w:lastRenderedPageBreak/>
-        <w:t>Test results documented and reviewed.</w:t>
-      </w:r>
-    </w:p>
-    <w:p>
-      <w:pPr>
-        <w:pStyle w:val="Heading1"/>
-      </w:pPr>
-      <w:bookmarkStart w:id="11" w:name="_Toc231506332"/>
-      <w:r>
-        <w:t>6. Roles &amp; Responsibilities</w:t>
-      </w:r>
-      <w:bookmarkEnd w:id="11"/>
-    </w:p>
-    <w:tbl>
-      <w:tblPr>
-        <w:tblW w:w="9360" w:type="dxa"/>
-        <w:tblBorders>
-          <w:top w:val="single" w:sz="4" w:space="0" w:color="auto"/>
-          <w:left w:val="single" w:sz="4" w:space="0" w:color="auto"/>
-          <w:bottom w:val="single" w:sz="4" w:space="0" w:color="auto"/>
-          <w:right w:val="single" w:sz="4" w:space="0" w:color="auto"/>
-          <w:insideH w:val="single" w:sz="4" w:space="0" w:color="auto"/>
-          <w:insideV w:val="single" w:sz="4" w:space="0" w:color="auto"/>
-        </w:tblBorders>
-        <w:tblCellMar>
-          <w:left w:w="10" w:type="dxa"/>
-          <w:right w:w="10" w:type="dxa"/>
-        </w:tblCellMar>
-        <w:tblLook w:val="0000" w:firstRow="0" w:lastRow="0" w:firstColumn="0" w:lastColumn="0" w:noHBand="0" w:noVBand="0"/>
-      </w:tblPr>
-      <w:tblGrid>
-        <w:gridCol w:w="2600"/>
-        <w:gridCol w:w="6760"/>
-      </w:tblGrid>
-      <w:tr>
-        <w:tblPrEx>
-          <w:tblCellMar>
-            <w:top w:w="0" w:type="dxa"/>
-            <w:bottom w:w="0" w:type="dxa"/>
-          </w:tblCellMar>
-        </w:tblPrEx>
-        <w:trPr>
-          <w:tblHeader/>
-        </w:trPr>
-        <w:tc>
-          <w:tcPr>
-            <w:tcW w:w="2600" w:type="dxa"/>
-            <w:tcBorders>
-              <w:top w:val="single" w:sz="1" w:space="0" w:color="CCCCCC"/>
-              <w:left w:val="single" w:sz="1" w:space="0" w:color="CCCCCC"/>
-              <w:bottom w:val="single" w:sz="1" w:space="0" w:color="CCCCCC"/>
-              <w:right w:val="single" w:sz="1" w:space="0" w:color="CCCCCC"/>
-            </w:tcBorders>
-            <w:shd w:val="clear" w:color="auto" w:fill="D5E0F0"/>
-            <w:tcMar>
-              <w:top w:w="80" w:type="dxa"/>
-              <w:left w:w="120" w:type="dxa"/>
-              <w:bottom w:w="80" w:type="dxa"/>
-              <w:right w:w="120" w:type="dxa"/>
-            </w:tcMar>
-          </w:tcPr>
-          <w:p>
-            <w:r>
-              <w:rPr>
-                <w:b/>
-                <w:bCs/>
-              </w:rPr>
-              <w:t>Role</w:t>
-            </w:r>
-          </w:p>
-        </w:tc>
-        <w:tc>
-          <w:tcPr>
-            <w:tcW w:w="6760" w:type="dxa"/>
-            <w:tcBorders>
-              <w:top w:val="single" w:sz="1" w:space="0" w:color="CCCCCC"/>
-              <w:left w:val="single" w:sz="1" w:space="0" w:color="CCCCCC"/>
-              <w:bottom w:val="single" w:sz="1" w:space="0" w:color="CCCCCC"/>
-              <w:right w:val="single" w:sz="1" w:space="0" w:color="CCCCCC"/>
-            </w:tcBorders>
-            <w:shd w:val="clear" w:color="auto" w:fill="D5E0F0"/>
-            <w:tcMar>
-              <w:top w:w="80" w:type="dxa"/>
-              <w:left w:w="120" w:type="dxa"/>
-              <w:bottom w:w="80" w:type="dxa"/>
-              <w:right w:w="120" w:type="dxa"/>
-            </w:tcMar>
-          </w:tcPr>
-          <w:p>
-            <w:r>
-              <w:rPr>
-                <w:b/>
-                <w:bCs/>
-              </w:rPr>
-              <w:t>Responsibilities</w:t>
+              <w:t>BaseSetupManager → BaseTest (shared waits &amp; assertResult)</w:t>
             </w:r>
           </w:p>
         </w:tc>
@@ -2654,209 +1626,45 @@
         </w:tblPrEx>
         <w:tc>
           <w:tcPr>
-            <w:tcW w:w="2600" w:type="dxa"/>
-            <w:tcBorders>
-              <w:top w:val="single" w:sz="1" w:space="0" w:color="CCCCCC"/>
-              <w:left w:val="single" w:sz="1" w:space="0" w:color="CCCCCC"/>
-              <w:bottom w:val="single" w:sz="1" w:space="0" w:color="CCCCCC"/>
-              <w:right w:val="single" w:sz="1" w:space="0" w:color="CCCCCC"/>
-            </w:tcBorders>
-            <w:tcMar>
-              <w:top w:w="80" w:type="dxa"/>
-              <w:left w:w="120" w:type="dxa"/>
-              <w:bottom w:w="80" w:type="dxa"/>
-              <w:right w:w="120" w:type="dxa"/>
-            </w:tcMar>
-          </w:tcPr>
-          <w:p>
-            <w:r>
-              <w:t>QA Lead</w:t>
-            </w:r>
-          </w:p>
-        </w:tc>
-        <w:tc>
-          <w:tcPr>
-            <w:tcW w:w="6760" w:type="dxa"/>
-            <w:tcBorders>
-              <w:top w:val="single" w:sz="1" w:space="0" w:color="CCCCCC"/>
-              <w:left w:val="single" w:sz="1" w:space="0" w:color="CCCCCC"/>
-              <w:bottom w:val="single" w:sz="1" w:space="0" w:color="CCCCCC"/>
-              <w:right w:val="single" w:sz="1" w:space="0" w:color="CCCCCC"/>
-            </w:tcBorders>
-            <w:tcMar>
-              <w:top w:w="80" w:type="dxa"/>
-              <w:left w:w="120" w:type="dxa"/>
-              <w:bottom w:w="80" w:type="dxa"/>
-              <w:right w:w="120" w:type="dxa"/>
-            </w:tcMar>
-          </w:tcPr>
-          <w:p>
-            <w:r>
-              <w:t>Owns the plan, reviews coverage, signs off on exit criteria</w:t>
-            </w:r>
-          </w:p>
-        </w:tc>
-      </w:tr>
-      <w:tr>
-        <w:tblPrEx>
-          <w:tblCellMar>
-            <w:top w:w="0" w:type="dxa"/>
-            <w:bottom w:w="0" w:type="dxa"/>
-          </w:tblCellMar>
-        </w:tblPrEx>
-        <w:tc>
-          <w:tcPr>
-            <w:tcW w:w="2600" w:type="dxa"/>
-            <w:tcBorders>
-              <w:top w:val="single" w:sz="1" w:space="0" w:color="CCCCCC"/>
-              <w:left w:val="single" w:sz="1" w:space="0" w:color="CCCCCC"/>
-              <w:bottom w:val="single" w:sz="1" w:space="0" w:color="CCCCCC"/>
-              <w:right w:val="single" w:sz="1" w:space="0" w:color="CCCCCC"/>
-            </w:tcBorders>
-            <w:tcMar>
-              <w:top w:w="80" w:type="dxa"/>
-              <w:left w:w="120" w:type="dxa"/>
-              <w:bottom w:w="80" w:type="dxa"/>
-              <w:right w:w="120" w:type="dxa"/>
-            </w:tcMar>
-          </w:tcPr>
-          <w:p>
-            <w:r>
-              <w:t>Automation Engineer</w:t>
-            </w:r>
-          </w:p>
-        </w:tc>
-        <w:tc>
-          <w:tcPr>
-            <w:tcW w:w="6760" w:type="dxa"/>
-            <w:tcBorders>
-              <w:top w:val="single" w:sz="1" w:space="0" w:color="CCCCCC"/>
-              <w:left w:val="single" w:sz="1" w:space="0" w:color="CCCCCC"/>
-              <w:bottom w:val="single" w:sz="1" w:space="0" w:color="CCCCCC"/>
-              <w:right w:val="single" w:sz="1" w:space="0" w:color="CCCCCC"/>
-            </w:tcBorders>
-            <w:tcMar>
-              <w:top w:w="80" w:type="dxa"/>
-              <w:left w:w="120" w:type="dxa"/>
-              <w:bottom w:w="80" w:type="dxa"/>
-              <w:right w:w="120" w:type="dxa"/>
-            </w:tcMar>
-          </w:tcPr>
-          <w:p>
-            <w:r>
-              <w:t>Implements and maintains POM classes and tests</w:t>
-            </w:r>
-          </w:p>
-        </w:tc>
-      </w:tr>
-      <w:tr>
-        <w:tblPrEx>
-          <w:tblCellMar>
-            <w:top w:w="0" w:type="dxa"/>
-            <w:bottom w:w="0" w:type="dxa"/>
-          </w:tblCellMar>
-        </w:tblPrEx>
-        <w:tc>
-          <w:tcPr>
-            <w:tcW w:w="2600" w:type="dxa"/>
-            <w:tcBorders>
-              <w:top w:val="single" w:sz="1" w:space="0" w:color="CCCCCC"/>
-              <w:left w:val="single" w:sz="1" w:space="0" w:color="CCCCCC"/>
-              <w:bottom w:val="single" w:sz="1" w:space="0" w:color="CCCCCC"/>
-              <w:right w:val="single" w:sz="1" w:space="0" w:color="CCCCCC"/>
-            </w:tcBorders>
-            <w:tcMar>
-              <w:top w:w="80" w:type="dxa"/>
-              <w:left w:w="120" w:type="dxa"/>
-              <w:bottom w:w="80" w:type="dxa"/>
-              <w:right w:w="120" w:type="dxa"/>
-            </w:tcMar>
-          </w:tcPr>
-          <w:p>
-            <w:r>
-              <w:t>QA Engineer</w:t>
-            </w:r>
-          </w:p>
-        </w:tc>
-        <w:tc>
-          <w:tcPr>
-            <w:tcW w:w="6760" w:type="dxa"/>
-            <w:tcBorders>
-              <w:top w:val="single" w:sz="1" w:space="0" w:color="CCCCCC"/>
-              <w:left w:val="single" w:sz="1" w:space="0" w:color="CCCCCC"/>
-              <w:bottom w:val="single" w:sz="1" w:space="0" w:color="CCCCCC"/>
-              <w:right w:val="single" w:sz="1" w:space="0" w:color="CCCCCC"/>
-            </w:tcBorders>
-            <w:tcMar>
-              <w:top w:w="80" w:type="dxa"/>
-              <w:left w:w="120" w:type="dxa"/>
-              <w:bottom w:w="80" w:type="dxa"/>
-              <w:right w:w="120" w:type="dxa"/>
-            </w:tcMar>
-          </w:tcPr>
-          <w:p>
-            <w:r>
-              <w:t>Designs test cases, triages results, logs defects</w:t>
-            </w:r>
-          </w:p>
-        </w:tc>
-      </w:tr>
-      <w:tr>
-        <w:tblPrEx>
-          <w:tblCellMar>
-            <w:top w:w="0" w:type="dxa"/>
-            <w:bottom w:w="0" w:type="dxa"/>
-          </w:tblCellMar>
-        </w:tblPrEx>
-        <w:tc>
-          <w:tcPr>
-            <w:tcW w:w="2600" w:type="dxa"/>
-            <w:tcBorders>
-              <w:top w:val="single" w:sz="1" w:space="0" w:color="CCCCCC"/>
-              <w:left w:val="single" w:sz="1" w:space="0" w:color="CCCCCC"/>
-              <w:bottom w:val="single" w:sz="1" w:space="0" w:color="CCCCCC"/>
-              <w:right w:val="single" w:sz="1" w:space="0" w:color="CCCCCC"/>
-            </w:tcBorders>
-            <w:tcMar>
-              <w:top w:w="80" w:type="dxa"/>
-              <w:left w:w="120" w:type="dxa"/>
-              <w:bottom w:w="80" w:type="dxa"/>
-              <w:right w:w="120" w:type="dxa"/>
-            </w:tcMar>
-          </w:tcPr>
-          <w:p>
-            <w:r>
-              <w:t>Developer</w:t>
-            </w:r>
-          </w:p>
-        </w:tc>
-        <w:tc>
-          <w:tcPr>
-            <w:tcW w:w="6760" w:type="dxa"/>
-            <w:tcBorders>
-              <w:top w:val="single" w:sz="1" w:space="0" w:color="CCCCCC"/>
-              <w:left w:val="single" w:sz="1" w:space="0" w:color="CCCCCC"/>
-              <w:bottom w:val="single" w:sz="1" w:space="0" w:color="CCCCCC"/>
-              <w:right w:val="single" w:sz="1" w:space="0" w:color="CCCCCC"/>
-            </w:tcBorders>
-            <w:tcMar>
-              <w:top w:w="80" w:type="dxa"/>
-              <w:left w:w="120" w:type="dxa"/>
-              <w:bottom w:w="80" w:type="dxa"/>
-              <w:right w:w="120" w:type="dxa"/>
-            </w:tcMar>
-          </w:tcPr>
-          <w:p>
-            <w:r>
-              <w:t xml:space="preserve">Fixes reported defects (e.g., the historical </w:t>
-            </w:r>
-            <w:proofErr w:type="spellStart"/>
-            <w:r>
-              <w:t>PracticeForm</w:t>
-            </w:r>
-            <w:proofErr w:type="spellEnd"/>
-            <w:r>
-              <w:t xml:space="preserve"> wiring bug)</w:t>
+            <w:tcW w:w="3200" w:type="dxa"/>
+            <w:tcBorders>
+              <w:top w:val="single" w:sz="1" w:space="0" w:color="CCCCCC"/>
+              <w:left w:val="single" w:sz="1" w:space="0" w:color="CCCCCC"/>
+              <w:bottom w:val="single" w:sz="1" w:space="0" w:color="CCCCCC"/>
+              <w:right w:val="single" w:sz="1" w:space="0" w:color="CCCCCC"/>
+            </w:tcBorders>
+            <w:tcMar>
+              <w:top w:w="80" w:type="dxa"/>
+              <w:left w:w="120" w:type="dxa"/>
+              <w:bottom w:w="80" w:type="dxa"/>
+              <w:right w:w="120" w:type="dxa"/>
+            </w:tcMar>
+          </w:tcPr>
+          <w:p>
+            <w:r>
+              <w:t>AUT</w:t>
+            </w:r>
+          </w:p>
+        </w:tc>
+        <w:tc>
+          <w:tcPr>
+            <w:tcW w:w="6160" w:type="dxa"/>
+            <w:tcBorders>
+              <w:top w:val="single" w:sz="1" w:space="0" w:color="CCCCCC"/>
+              <w:left w:val="single" w:sz="1" w:space="0" w:color="CCCCCC"/>
+              <w:bottom w:val="single" w:sz="1" w:space="0" w:color="CCCCCC"/>
+              <w:right w:val="single" w:sz="1" w:space="0" w:color="CCCCCC"/>
+            </w:tcBorders>
+            <w:tcMar>
+              <w:top w:w="80" w:type="dxa"/>
+              <w:left w:w="120" w:type="dxa"/>
+              <w:bottom w:w="80" w:type="dxa"/>
+              <w:right w:w="120" w:type="dxa"/>
+            </w:tcMar>
+          </w:tcPr>
+          <w:p>
+            <w:r>
+              <w:t>https://www.qa-practice.com (public site)</w:t>
             </w:r>
           </w:p>
         </w:tc>
@@ -2866,376 +1674,149 @@
       <w:pPr>
         <w:pStyle w:val="Heading1"/>
       </w:pPr>
-      <w:bookmarkStart w:id="12" w:name="_Toc231506333"/>
-      <w:r>
-        <w:t>7. Schedule &amp; Milestones</w:t>
-      </w:r>
-      <w:bookmarkEnd w:id="12"/>
-    </w:p>
-    <w:p>
-      <w:pPr>
-        <w:spacing w:after="120"/>
-      </w:pPr>
-      <w:r>
-        <w:t>Indicative milestones (placeholder dates to be confirmed):</w:t>
-      </w:r>
-    </w:p>
-    <w:tbl>
-      <w:tblPr>
-        <w:tblW w:w="9360" w:type="dxa"/>
-        <w:tblBorders>
-          <w:top w:val="single" w:sz="4" w:space="0" w:color="auto"/>
-          <w:left w:val="single" w:sz="4" w:space="0" w:color="auto"/>
-          <w:bottom w:val="single" w:sz="4" w:space="0" w:color="auto"/>
-          <w:right w:val="single" w:sz="4" w:space="0" w:color="auto"/>
-          <w:insideH w:val="single" w:sz="4" w:space="0" w:color="auto"/>
-          <w:insideV w:val="single" w:sz="4" w:space="0" w:color="auto"/>
-        </w:tblBorders>
-        <w:tblCellMar>
-          <w:left w:w="10" w:type="dxa"/>
-          <w:right w:w="10" w:type="dxa"/>
-        </w:tblCellMar>
-        <w:tblLook w:val="0000" w:firstRow="0" w:lastRow="0" w:firstColumn="0" w:lastColumn="0" w:noHBand="0" w:noVBand="0"/>
-      </w:tblPr>
-      <w:tblGrid>
-        <w:gridCol w:w="5600"/>
-        <w:gridCol w:w="3760"/>
-      </w:tblGrid>
-      <w:tr>
-        <w:tblPrEx>
-          <w:tblCellMar>
-            <w:top w:w="0" w:type="dxa"/>
-            <w:bottom w:w="0" w:type="dxa"/>
-          </w:tblCellMar>
-        </w:tblPrEx>
-        <w:trPr>
-          <w:tblHeader/>
-        </w:trPr>
-        <w:tc>
-          <w:tcPr>
-            <w:tcW w:w="5600" w:type="dxa"/>
-            <w:tcBorders>
-              <w:top w:val="single" w:sz="1" w:space="0" w:color="CCCCCC"/>
-              <w:left w:val="single" w:sz="1" w:space="0" w:color="CCCCCC"/>
-              <w:bottom w:val="single" w:sz="1" w:space="0" w:color="CCCCCC"/>
-              <w:right w:val="single" w:sz="1" w:space="0" w:color="CCCCCC"/>
-            </w:tcBorders>
-            <w:shd w:val="clear" w:color="auto" w:fill="D5E0F0"/>
-            <w:tcMar>
-              <w:top w:w="80" w:type="dxa"/>
-              <w:left w:w="120" w:type="dxa"/>
-              <w:bottom w:w="80" w:type="dxa"/>
-              <w:right w:w="120" w:type="dxa"/>
-            </w:tcMar>
-          </w:tcPr>
-          <w:p>
-            <w:r>
-              <w:rPr>
-                <w:b/>
-                <w:bCs/>
-              </w:rPr>
-              <w:t>Milestone</w:t>
-            </w:r>
-          </w:p>
-        </w:tc>
-        <w:tc>
-          <w:tcPr>
-            <w:tcW w:w="3760" w:type="dxa"/>
-            <w:tcBorders>
-              <w:top w:val="single" w:sz="1" w:space="0" w:color="CCCCCC"/>
-              <w:left w:val="single" w:sz="1" w:space="0" w:color="CCCCCC"/>
-              <w:bottom w:val="single" w:sz="1" w:space="0" w:color="CCCCCC"/>
-              <w:right w:val="single" w:sz="1" w:space="0" w:color="CCCCCC"/>
-            </w:tcBorders>
-            <w:shd w:val="clear" w:color="auto" w:fill="D5E0F0"/>
-            <w:tcMar>
-              <w:top w:w="80" w:type="dxa"/>
-              <w:left w:w="120" w:type="dxa"/>
-              <w:bottom w:w="80" w:type="dxa"/>
-              <w:right w:w="120" w:type="dxa"/>
-            </w:tcMar>
-          </w:tcPr>
-          <w:p>
-            <w:r>
-              <w:rPr>
-                <w:b/>
-                <w:bCs/>
-              </w:rPr>
-              <w:t>Target</w:t>
-            </w:r>
-          </w:p>
-        </w:tc>
-      </w:tr>
-      <w:tr>
-        <w:tblPrEx>
-          <w:tblCellMar>
-            <w:top w:w="0" w:type="dxa"/>
-            <w:bottom w:w="0" w:type="dxa"/>
-          </w:tblCellMar>
-        </w:tblPrEx>
-        <w:tc>
-          <w:tcPr>
-            <w:tcW w:w="5600" w:type="dxa"/>
-            <w:tcBorders>
-              <w:top w:val="single" w:sz="1" w:space="0" w:color="CCCCCC"/>
-              <w:left w:val="single" w:sz="1" w:space="0" w:color="CCCCCC"/>
-              <w:bottom w:val="single" w:sz="1" w:space="0" w:color="CCCCCC"/>
-              <w:right w:val="single" w:sz="1" w:space="0" w:color="CCCCCC"/>
-            </w:tcBorders>
-            <w:tcMar>
-              <w:top w:w="80" w:type="dxa"/>
-              <w:left w:w="120" w:type="dxa"/>
-              <w:bottom w:w="80" w:type="dxa"/>
-              <w:right w:w="120" w:type="dxa"/>
-            </w:tcMar>
-          </w:tcPr>
-          <w:p>
-            <w:r>
-              <w:t>Test planning complete</w:t>
-            </w:r>
-          </w:p>
-        </w:tc>
-        <w:tc>
-          <w:tcPr>
-            <w:tcW w:w="3760" w:type="dxa"/>
-            <w:tcBorders>
-              <w:top w:val="single" w:sz="1" w:space="0" w:color="CCCCCC"/>
-              <w:left w:val="single" w:sz="1" w:space="0" w:color="CCCCCC"/>
-              <w:bottom w:val="single" w:sz="1" w:space="0" w:color="CCCCCC"/>
-              <w:right w:val="single" w:sz="1" w:space="0" w:color="CCCCCC"/>
-            </w:tcBorders>
-            <w:tcMar>
-              <w:top w:w="80" w:type="dxa"/>
-              <w:left w:w="120" w:type="dxa"/>
-              <w:bottom w:w="80" w:type="dxa"/>
-              <w:right w:w="120" w:type="dxa"/>
-            </w:tcMar>
-          </w:tcPr>
-          <w:p>
-            <w:r>
-              <w:t>Week 1</w:t>
-            </w:r>
-          </w:p>
-        </w:tc>
-      </w:tr>
-      <w:tr>
-        <w:tblPrEx>
-          <w:tblCellMar>
-            <w:top w:w="0" w:type="dxa"/>
-            <w:bottom w:w="0" w:type="dxa"/>
-          </w:tblCellMar>
-        </w:tblPrEx>
-        <w:tc>
-          <w:tcPr>
-            <w:tcW w:w="5600" w:type="dxa"/>
-            <w:tcBorders>
-              <w:top w:val="single" w:sz="1" w:space="0" w:color="CCCCCC"/>
-              <w:left w:val="single" w:sz="1" w:space="0" w:color="CCCCCC"/>
-              <w:bottom w:val="single" w:sz="1" w:space="0" w:color="CCCCCC"/>
-              <w:right w:val="single" w:sz="1" w:space="0" w:color="CCCCCC"/>
-            </w:tcBorders>
-            <w:tcMar>
-              <w:top w:w="80" w:type="dxa"/>
-              <w:left w:w="120" w:type="dxa"/>
-              <w:bottom w:w="80" w:type="dxa"/>
-              <w:right w:w="120" w:type="dxa"/>
-            </w:tcMar>
-          </w:tcPr>
-          <w:p>
-            <w:r>
-              <w:t>Framework &amp; page objects ready</w:t>
-            </w:r>
-          </w:p>
-        </w:tc>
-        <w:tc>
-          <w:tcPr>
-            <w:tcW w:w="3760" w:type="dxa"/>
-            <w:tcBorders>
-              <w:top w:val="single" w:sz="1" w:space="0" w:color="CCCCCC"/>
-              <w:left w:val="single" w:sz="1" w:space="0" w:color="CCCCCC"/>
-              <w:bottom w:val="single" w:sz="1" w:space="0" w:color="CCCCCC"/>
-              <w:right w:val="single" w:sz="1" w:space="0" w:color="CCCCCC"/>
-            </w:tcBorders>
-            <w:tcMar>
-              <w:top w:w="80" w:type="dxa"/>
-              <w:left w:w="120" w:type="dxa"/>
-              <w:bottom w:w="80" w:type="dxa"/>
-              <w:right w:w="120" w:type="dxa"/>
-            </w:tcMar>
-          </w:tcPr>
-          <w:p>
-            <w:r>
-              <w:t>Week 2</w:t>
-            </w:r>
-          </w:p>
-        </w:tc>
-      </w:tr>
-      <w:tr>
-        <w:tblPrEx>
-          <w:tblCellMar>
-            <w:top w:w="0" w:type="dxa"/>
-            <w:bottom w:w="0" w:type="dxa"/>
-          </w:tblCellMar>
-        </w:tblPrEx>
-        <w:tc>
-          <w:tcPr>
-            <w:tcW w:w="5600" w:type="dxa"/>
-            <w:tcBorders>
-              <w:top w:val="single" w:sz="1" w:space="0" w:color="CCCCCC"/>
-              <w:left w:val="single" w:sz="1" w:space="0" w:color="CCCCCC"/>
-              <w:bottom w:val="single" w:sz="1" w:space="0" w:color="CCCCCC"/>
-              <w:right w:val="single" w:sz="1" w:space="0" w:color="CCCCCC"/>
-            </w:tcBorders>
-            <w:tcMar>
-              <w:top w:w="80" w:type="dxa"/>
-              <w:left w:w="120" w:type="dxa"/>
-              <w:bottom w:w="80" w:type="dxa"/>
-              <w:right w:w="120" w:type="dxa"/>
-            </w:tcMar>
-          </w:tcPr>
-          <w:p>
-            <w:r>
-              <w:t>Test case automation complete</w:t>
-            </w:r>
-          </w:p>
-        </w:tc>
-        <w:tc>
-          <w:tcPr>
-            <w:tcW w:w="3760" w:type="dxa"/>
-            <w:tcBorders>
-              <w:top w:val="single" w:sz="1" w:space="0" w:color="CCCCCC"/>
-              <w:left w:val="single" w:sz="1" w:space="0" w:color="CCCCCC"/>
-              <w:bottom w:val="single" w:sz="1" w:space="0" w:color="CCCCCC"/>
-              <w:right w:val="single" w:sz="1" w:space="0" w:color="CCCCCC"/>
-            </w:tcBorders>
-            <w:tcMar>
-              <w:top w:w="80" w:type="dxa"/>
-              <w:left w:w="120" w:type="dxa"/>
-              <w:bottom w:w="80" w:type="dxa"/>
-              <w:right w:w="120" w:type="dxa"/>
-            </w:tcMar>
-          </w:tcPr>
-          <w:p>
-            <w:r>
-              <w:t>Week 3</w:t>
-            </w:r>
-          </w:p>
-        </w:tc>
-      </w:tr>
-      <w:tr>
-        <w:tblPrEx>
-          <w:tblCellMar>
-            <w:top w:w="0" w:type="dxa"/>
-            <w:bottom w:w="0" w:type="dxa"/>
-          </w:tblCellMar>
-        </w:tblPrEx>
-        <w:tc>
-          <w:tcPr>
-            <w:tcW w:w="5600" w:type="dxa"/>
-            <w:tcBorders>
-              <w:top w:val="single" w:sz="1" w:space="0" w:color="CCCCCC"/>
-              <w:left w:val="single" w:sz="1" w:space="0" w:color="CCCCCC"/>
-              <w:bottom w:val="single" w:sz="1" w:space="0" w:color="CCCCCC"/>
-              <w:right w:val="single" w:sz="1" w:space="0" w:color="CCCCCC"/>
-            </w:tcBorders>
-            <w:tcMar>
-              <w:top w:w="80" w:type="dxa"/>
-              <w:left w:w="120" w:type="dxa"/>
-              <w:bottom w:w="80" w:type="dxa"/>
-              <w:right w:w="120" w:type="dxa"/>
-            </w:tcMar>
-          </w:tcPr>
-          <w:p>
-            <w:r>
-              <w:t>Execution &amp; defect triage</w:t>
-            </w:r>
-          </w:p>
-        </w:tc>
-        <w:tc>
-          <w:tcPr>
-            <w:tcW w:w="3760" w:type="dxa"/>
-            <w:tcBorders>
-              <w:top w:val="single" w:sz="1" w:space="0" w:color="CCCCCC"/>
-              <w:left w:val="single" w:sz="1" w:space="0" w:color="CCCCCC"/>
-              <w:bottom w:val="single" w:sz="1" w:space="0" w:color="CCCCCC"/>
-              <w:right w:val="single" w:sz="1" w:space="0" w:color="CCCCCC"/>
-            </w:tcBorders>
-            <w:tcMar>
-              <w:top w:w="80" w:type="dxa"/>
-              <w:left w:w="120" w:type="dxa"/>
-              <w:bottom w:w="80" w:type="dxa"/>
-              <w:right w:w="120" w:type="dxa"/>
-            </w:tcMar>
-          </w:tcPr>
-          <w:p>
-            <w:r>
-              <w:t>Week 4</w:t>
-            </w:r>
-          </w:p>
-        </w:tc>
-      </w:tr>
-      <w:tr>
-        <w:tblPrEx>
-          <w:tblCellMar>
-            <w:top w:w="0" w:type="dxa"/>
-            <w:bottom w:w="0" w:type="dxa"/>
-          </w:tblCellMar>
-        </w:tblPrEx>
-        <w:tc>
-          <w:tcPr>
-            <w:tcW w:w="5600" w:type="dxa"/>
-            <w:tcBorders>
-              <w:top w:val="single" w:sz="1" w:space="0" w:color="CCCCCC"/>
-              <w:left w:val="single" w:sz="1" w:space="0" w:color="CCCCCC"/>
-              <w:bottom w:val="single" w:sz="1" w:space="0" w:color="CCCCCC"/>
-              <w:right w:val="single" w:sz="1" w:space="0" w:color="CCCCCC"/>
-            </w:tcBorders>
-            <w:tcMar>
-              <w:top w:w="80" w:type="dxa"/>
-              <w:left w:w="120" w:type="dxa"/>
-              <w:bottom w:w="80" w:type="dxa"/>
-              <w:right w:w="120" w:type="dxa"/>
-            </w:tcMar>
-          </w:tcPr>
-          <w:p>
-            <w:r>
-              <w:t>Reporting &amp; sign-off</w:t>
-            </w:r>
-          </w:p>
-        </w:tc>
-        <w:tc>
-          <w:tcPr>
-            <w:tcW w:w="3760" w:type="dxa"/>
-            <w:tcBorders>
-              <w:top w:val="single" w:sz="1" w:space="0" w:color="CCCCCC"/>
-              <w:left w:val="single" w:sz="1" w:space="0" w:color="CCCCCC"/>
-              <w:bottom w:val="single" w:sz="1" w:space="0" w:color="CCCCCC"/>
-              <w:right w:val="single" w:sz="1" w:space="0" w:color="CCCCCC"/>
-            </w:tcBorders>
-            <w:tcMar>
-              <w:top w:w="80" w:type="dxa"/>
-              <w:left w:w="120" w:type="dxa"/>
-              <w:bottom w:w="80" w:type="dxa"/>
-              <w:right w:w="120" w:type="dxa"/>
-            </w:tcMar>
-          </w:tcPr>
-          <w:p>
-            <w:r>
-              <w:t>Week 5</w:t>
-            </w:r>
-          </w:p>
-        </w:tc>
-      </w:tr>
-    </w:tbl>
+      <w:bookmarkStart w:id="7" w:name="_Toc231571919"/>
+      <w:r>
+        <w:t>5. Entry &amp; Exit Criteria</w:t>
+      </w:r>
+      <w:bookmarkEnd w:id="7"/>
+    </w:p>
+    <w:p>
+      <w:pPr>
+        <w:pStyle w:val="Heading2"/>
+      </w:pPr>
+      <w:bookmarkStart w:id="8" w:name="_Toc231571920"/>
+      <w:r>
+        <w:t>5.1 Entry Criteria</w:t>
+      </w:r>
+      <w:bookmarkEnd w:id="8"/>
+    </w:p>
+    <w:p>
+      <w:pPr>
+        <w:pStyle w:val="ListParagraph"/>
+        <w:numPr>
+          <w:ilvl w:val="0"/>
+          <w:numId w:val="2"/>
+        </w:numPr>
+        <w:spacing w:after="60"/>
+      </w:pPr>
+      <w:r>
+        <w:lastRenderedPageBreak/>
+        <w:t>Environment and dependencies installed and verified.</w:t>
+      </w:r>
+    </w:p>
+    <w:p>
+      <w:pPr>
+        <w:pStyle w:val="ListParagraph"/>
+        <w:numPr>
+          <w:ilvl w:val="0"/>
+          <w:numId w:val="2"/>
+        </w:numPr>
+        <w:spacing w:after="60"/>
+      </w:pPr>
+      <w:r>
+        <w:t>AUT reachable and stable.</w:t>
+      </w:r>
+    </w:p>
+    <w:p>
+      <w:pPr>
+        <w:pStyle w:val="ListParagraph"/>
+        <w:numPr>
+          <w:ilvl w:val="0"/>
+          <w:numId w:val="2"/>
+        </w:numPr>
+        <w:spacing w:after="60"/>
+      </w:pPr>
+      <w:r>
+        <w:t>Test classes compile and run; cases reviewed and baselined.</w:t>
+      </w:r>
+    </w:p>
+    <w:p>
+      <w:pPr>
+        <w:pStyle w:val="Heading2"/>
+      </w:pPr>
+      <w:bookmarkStart w:id="9" w:name="_Toc231571921"/>
+      <w:r>
+        <w:t>5.2 Exit Criteria</w:t>
+      </w:r>
+      <w:bookmarkEnd w:id="9"/>
+    </w:p>
+    <w:p>
+      <w:pPr>
+        <w:pStyle w:val="ListParagraph"/>
+        <w:numPr>
+          <w:ilvl w:val="0"/>
+          <w:numId w:val="2"/>
+        </w:numPr>
+        <w:spacing w:after="60"/>
+      </w:pPr>
+      <w:r>
+        <w:t>All planned test cases executed.</w:t>
+      </w:r>
+    </w:p>
+    <w:p>
+      <w:pPr>
+        <w:pStyle w:val="ListParagraph"/>
+        <w:numPr>
+          <w:ilvl w:val="0"/>
+          <w:numId w:val="2"/>
+        </w:numPr>
+        <w:spacing w:after="60"/>
+      </w:pPr>
+      <w:r>
+        <w:t>The only failing tests are the documented by-design negatives for BUG-01.</w:t>
+      </w:r>
+    </w:p>
+    <w:p>
+      <w:pPr>
+        <w:pStyle w:val="ListParagraph"/>
+        <w:numPr>
+          <w:ilvl w:val="0"/>
+          <w:numId w:val="2"/>
+        </w:numPr>
+        <w:spacing w:after="60"/>
+      </w:pPr>
+      <w:r>
+        <w:t>No open Critical defects.</w:t>
+      </w:r>
+    </w:p>
+    <w:p>
+      <w:pPr>
+        <w:pStyle w:val="ListParagraph"/>
+        <w:numPr>
+          <w:ilvl w:val="0"/>
+          <w:numId w:val="2"/>
+        </w:numPr>
+        <w:spacing w:after="60"/>
+      </w:pPr>
+      <w:r>
+        <w:t>100% of in-scope requirements covered by at least one test case.</w:t>
+      </w:r>
+    </w:p>
+    <w:p>
+      <w:pPr>
+        <w:pStyle w:val="ListParagraph"/>
+        <w:numPr>
+          <w:ilvl w:val="0"/>
+          <w:numId w:val="2"/>
+        </w:numPr>
+        <w:spacing w:after="60"/>
+      </w:pPr>
+      <w:r>
+        <w:t>Results documented and reviewed.</w:t>
+      </w:r>
+    </w:p>
     <w:p>
       <w:pPr>
         <w:pStyle w:val="Heading1"/>
       </w:pPr>
-      <w:bookmarkStart w:id="13" w:name="_Toc231506334"/>
-      <w:r>
-        <w:t>8. Risks &amp; Mitigations</w:t>
-      </w:r>
-      <w:bookmarkEnd w:id="13"/>
+      <w:bookmarkStart w:id="10" w:name="_Toc231571924"/>
+      <w:r>
+        <w:t>6</w:t>
+      </w:r>
+      <w:r>
+        <w:t>. Risks &amp; Mitigations</w:t>
+      </w:r>
+      <w:bookmarkEnd w:id="10"/>
     </w:p>
     <w:tbl>
       <w:tblPr>
@@ -3370,15 +1951,7 @@
           </w:tcPr>
           <w:p>
             <w:r>
-              <w:t xml:space="preserve">Use Actions/JS-based </w:t>
-            </w:r>
-            <w:proofErr w:type="spellStart"/>
-            <w:r>
-              <w:t>DnD</w:t>
-            </w:r>
-            <w:proofErr w:type="spellEnd"/>
-            <w:r>
-              <w:t>; add explicit waits; retry analyzer</w:t>
+              <w:t>Actions/JS-based DnD; explicit waits</w:t>
             </w:r>
           </w:p>
         </w:tc>
@@ -3408,7 +1981,7 @@
           </w:tcPr>
           <w:p>
             <w:r>
-              <w:t>Network dependency on a public site</w:t>
+              <w:t>Public-site / network dependency</w:t>
             </w:r>
           </w:p>
         </w:tc>
@@ -3430,7 +2003,7 @@
           </w:tcPr>
           <w:p>
             <w:r>
-              <w:t>Tolerate transient failures via retries; verify availability in setup</w:t>
+              <w:t>Tolerate transient failures; verify availability in setup</w:t>
             </w:r>
           </w:p>
         </w:tc>
@@ -3460,7 +2033,7 @@
           </w:tcPr>
           <w:p>
             <w:r>
-              <w:t>Interactive browser prompt (Scanner) blocks CI</w:t>
+              <w:t>Interactive browser prompt (Scanner) blocks unattended/CI runs</w:t>
             </w:r>
           </w:p>
         </w:tc>
@@ -3482,7 +2055,7 @@
           </w:tcPr>
           <w:p>
             <w:r>
-              <w:t>Allow a default/parameterized browser for unattended runs</w:t>
+              <w:t>Parameterize/default the browser for CI</w:t>
             </w:r>
           </w:p>
         </w:tc>
@@ -3512,15 +2085,7 @@
           </w:tcPr>
           <w:p>
             <w:r>
-              <w:t xml:space="preserve">Placeholder </w:t>
-            </w:r>
-            <w:proofErr w:type="spellStart"/>
-            <w:r>
-              <w:t>href</w:t>
-            </w:r>
-            <w:proofErr w:type="spellEnd"/>
-            <w:r>
-              <w:t>="#" links</w:t>
+              <w:t>Animated scroll timing</w:t>
             </w:r>
           </w:p>
         </w:tc>
@@ -3542,7 +2107,7 @@
           </w:tcPr>
           <w:p>
             <w:r>
-              <w:t>Treat as requirement-driven negative tests; log as known defects (BUG-001)</w:t>
+              <w:t>Poll scroll position (pageYOffset == 0) instead of sleeping</w:t>
             </w:r>
           </w:p>
         </w:tc>
@@ -3572,7 +2137,7 @@
           </w:tcPr>
           <w:p>
             <w:r>
-              <w:t>Public-site content changes</w:t>
+              <w:t>Placeholder href="#" links</w:t>
             </w:r>
           </w:p>
         </w:tc>
@@ -3594,7 +2159,111 @@
           </w:tcPr>
           <w:p>
             <w:r>
-              <w:t>Keep locators in page objects; review on failures</w:t>
+              <w:t>Requirement-driven negatives; logged as BUG-01</w:t>
+            </w:r>
+          </w:p>
+        </w:tc>
+      </w:tr>
+      <w:tr>
+        <w:tblPrEx>
+          <w:tblCellMar>
+            <w:top w:w="0" w:type="dxa"/>
+            <w:bottom w:w="0" w:type="dxa"/>
+          </w:tblCellMar>
+        </w:tblPrEx>
+        <w:tc>
+          <w:tcPr>
+            <w:tcW w:w="4200" w:type="dxa"/>
+            <w:tcBorders>
+              <w:top w:val="single" w:sz="1" w:space="0" w:color="CCCCCC"/>
+              <w:left w:val="single" w:sz="1" w:space="0" w:color="CCCCCC"/>
+              <w:bottom w:val="single" w:sz="1" w:space="0" w:color="CCCCCC"/>
+              <w:right w:val="single" w:sz="1" w:space="0" w:color="CCCCCC"/>
+            </w:tcBorders>
+            <w:tcMar>
+              <w:top w:w="80" w:type="dxa"/>
+              <w:left w:w="120" w:type="dxa"/>
+              <w:bottom w:w="80" w:type="dxa"/>
+              <w:right w:w="120" w:type="dxa"/>
+            </w:tcMar>
+          </w:tcPr>
+          <w:p>
+            <w:r>
+              <w:t>Ad-banner (#fixedban) overlap</w:t>
+            </w:r>
+          </w:p>
+        </w:tc>
+        <w:tc>
+          <w:tcPr>
+            <w:tcW w:w="5160" w:type="dxa"/>
+            <w:tcBorders>
+              <w:top w:val="single" w:sz="1" w:space="0" w:color="CCCCCC"/>
+              <w:left w:val="single" w:sz="1" w:space="0" w:color="CCCCCC"/>
+              <w:bottom w:val="single" w:sz="1" w:space="0" w:color="CCCCCC"/>
+              <w:right w:val="single" w:sz="1" w:space="0" w:color="CCCCCC"/>
+            </w:tcBorders>
+            <w:tcMar>
+              <w:top w:w="80" w:type="dxa"/>
+              <w:left w:w="120" w:type="dxa"/>
+              <w:bottom w:w="80" w:type="dxa"/>
+              <w:right w:w="120" w:type="dxa"/>
+            </w:tcMar>
+          </w:tcPr>
+          <w:p>
+            <w:r>
+              <w:t>Hidden via JavaScript before interacting (BUG-04, fixed)</w:t>
+            </w:r>
+          </w:p>
+        </w:tc>
+      </w:tr>
+      <w:tr>
+        <w:tblPrEx>
+          <w:tblCellMar>
+            <w:top w:w="0" w:type="dxa"/>
+            <w:bottom w:w="0" w:type="dxa"/>
+          </w:tblCellMar>
+        </w:tblPrEx>
+        <w:tc>
+          <w:tcPr>
+            <w:tcW w:w="4200" w:type="dxa"/>
+            <w:tcBorders>
+              <w:top w:val="single" w:sz="1" w:space="0" w:color="CCCCCC"/>
+              <w:left w:val="single" w:sz="1" w:space="0" w:color="CCCCCC"/>
+              <w:bottom w:val="single" w:sz="1" w:space="0" w:color="CCCCCC"/>
+              <w:right w:val="single" w:sz="1" w:space="0" w:color="CCCCCC"/>
+            </w:tcBorders>
+            <w:tcMar>
+              <w:top w:w="80" w:type="dxa"/>
+              <w:left w:w="120" w:type="dxa"/>
+              <w:bottom w:w="80" w:type="dxa"/>
+              <w:right w:w="120" w:type="dxa"/>
+            </w:tcMar>
+          </w:tcPr>
+          <w:p>
+            <w:r>
+              <w:t>Prior Thread.sleep timing flakiness</w:t>
+            </w:r>
+          </w:p>
+        </w:tc>
+        <w:tc>
+          <w:tcPr>
+            <w:tcW w:w="5160" w:type="dxa"/>
+            <w:tcBorders>
+              <w:top w:val="single" w:sz="1" w:space="0" w:color="CCCCCC"/>
+              <w:left w:val="single" w:sz="1" w:space="0" w:color="CCCCCC"/>
+              <w:bottom w:val="single" w:sz="1" w:space="0" w:color="CCCCCC"/>
+              <w:right w:val="single" w:sz="1" w:space="0" w:color="CCCCCC"/>
+            </w:tcBorders>
+            <w:tcMar>
+              <w:top w:w="80" w:type="dxa"/>
+              <w:left w:w="120" w:type="dxa"/>
+              <w:bottom w:w="80" w:type="dxa"/>
+              <w:right w:w="120" w:type="dxa"/>
+            </w:tcMar>
+          </w:tcPr>
+          <w:p>
+            <w:r>
+              <w:t>Eliminated by migrating all waits to explicit, condition-based waits</w:t>
             </w:r>
           </w:p>
         </w:tc>
@@ -3602,11 +2271,92 @@
     </w:tbl>
     <w:p>
       <w:pPr>
+        <w:pStyle w:val="Heading1"/>
+      </w:pPr>
+      <w:bookmarkStart w:id="11" w:name="_Toc231571925"/>
+      <w:r>
+        <w:t>7</w:t>
+      </w:r>
+      <w:r>
+        <w:t>. Recent Refactor (Engineering Improvement)</w:t>
+      </w:r>
+      <w:bookmarkEnd w:id="11"/>
+    </w:p>
+    <w:p>
+      <w:pPr>
+        <w:spacing w:after="120"/>
+      </w:pPr>
+      <w:r>
+        <w:t>The suite was refactored from a single monolithic test class (the former MainTest.QaPractice, which held every feature ordered by @Test priority and paced with Thread.sleep(500)) into one test class per feature under tests/singleui, tests/popup and tests/forms, all extending the shared BaseTest. Every Thread.sleep was replaced with a condition-based explicit wait, making the suite faster and far less flaky. The page objects were not changed – only the tests were reorganized – and the legacy QaPractice class has been removed.</w:t>
+      </w:r>
+    </w:p>
+    <w:p>
+      <w:pPr>
+        <w:pStyle w:val="Heading1"/>
+      </w:pPr>
+      <w:bookmarkStart w:id="12" w:name="_Toc231571927"/>
+      <w:r>
+        <w:t>8</w:t>
+      </w:r>
+      <w:r>
+        <w:t>. Deliverables</w:t>
+      </w:r>
+      <w:bookmarkEnd w:id="12"/>
+    </w:p>
+    <w:p>
+      <w:pPr>
+        <w:pStyle w:val="ListParagraph"/>
+        <w:numPr>
+          <w:ilvl w:val="0"/>
+          <w:numId w:val="2"/>
+        </w:numPr>
         <w:spacing w:after="60"/>
       </w:pPr>
+      <w:r>
+        <w:t>Test Plan – TestPlan_QAPractice.docx (this document)</w:t>
+      </w:r>
+    </w:p>
+    <w:p>
+      <w:pPr>
+        <w:pStyle w:val="ListParagraph"/>
+        <w:numPr>
+          <w:ilvl w:val="0"/>
+          <w:numId w:val="2"/>
+        </w:numPr>
+        <w:spacing w:after="60"/>
+      </w:pPr>
+      <w:r>
+        <w:t>Test Cases – TestCases_QAPractice.xlsx</w:t>
+      </w:r>
+    </w:p>
+    <w:p>
+      <w:pPr>
+        <w:pStyle w:val="ListParagraph"/>
+        <w:numPr>
+          <w:ilvl w:val="0"/>
+          <w:numId w:val="2"/>
+        </w:numPr>
+        <w:spacing w:after="60"/>
+      </w:pPr>
+      <w:r>
+        <w:t>Bug Report – BugReport_QAPractice.xlsx</w:t>
+      </w:r>
+    </w:p>
+    <w:p>
+      <w:pPr>
+        <w:pStyle w:val="ListParagraph"/>
+        <w:numPr>
+          <w:ilvl w:val="0"/>
+          <w:numId w:val="2"/>
+        </w:numPr>
+        <w:spacing w:after="60"/>
+      </w:pPr>
+      <w:r>
+        <w:t>Requirements Traceability Matrix – RTM_QAPractice.xlsx</w:t>
+      </w:r>
     </w:p>
     <w:sectPr>
-      <w:footerReference w:type="default" r:id="rId7"/>
+      <w:footerReference w:type="default" r:id="rId8"/>
       <w:pgSz w:w="12240" w:h="15840"/>
       <w:pgMar w:top="1440" w:right="1440" w:bottom="1440" w:left="1440" w:header="708" w:footer="708" w:gutter="0"/>
       <w:cols w:space="720"/>
@@ -3649,23 +2399,13 @@
       </w:rPr>
       <w:t xml:space="preserve">Test Plan – </w:t>
     </w:r>
-    <w:proofErr w:type="spellStart"/>
     <w:r>
       <w:rPr>
         <w:color w:val="808080"/>
         <w:sz w:val="18"/>
         <w:szCs w:val="18"/>
       </w:rPr>
-      <w:t>QAPractice</w:t>
-    </w:r>
-    <w:proofErr w:type="spellEnd"/>
-    <w:r>
-      <w:rPr>
-        <w:color w:val="808080"/>
-        <w:sz w:val="18"/>
-        <w:szCs w:val="18"/>
-      </w:rPr>
-      <w:t xml:space="preserve"> · Page</w:t>
+      <w:t>QAPractice · Page</w:t>
     </w:r>
     <w:r>
       <w:rPr>
@@ -3742,10 +2482,96 @@
 <file path=word/numbering.xml><?xml version="1.0" encoding="utf-8"?>
 <w:numbering xmlns:wpc="http://schemas.microsoft.com/office/word/2010/wordprocessingCanvas" xmlns:cx="http://schemas.microsoft.com/office/drawing/2014/chartex" xmlns:cx1="http://schemas.microsoft.com/office/drawing/2015/9/8/chartex" xmlns:cx2="http://schemas.microsoft.com/office/drawing/2015/10/21/chartex" xmlns:cx3="http://schemas.microsoft.com/office/drawing/2016/5/9/chartex" xmlns:cx4="http://schemas.microsoft.com/office/drawing/2016/5/10/chartex" xmlns:cx5="http://schemas.microsoft.com/office/drawing/2016/5/11/chartex" xmlns:cx6="http://schemas.microsoft.com/office/drawing/2016/5/12/chartex" xmlns:cx7="http://schemas.microsoft.com/office/drawing/2016/5/13/chartex" xmlns:cx8="http://schemas.microsoft.com/office/drawing/2016/5/14/chartex" xmlns:mc="http://schemas.openxmlformats.org/markup-compatibility/2006" xmlns:aink="http://schemas.microsoft.com/office/drawing/2016/ink" xmlns:am3d="http://schemas.microsoft.com/office/drawing/2017/model3d" xmlns:o="urn:schemas-microsoft-com:office:office" xmlns:oel="http://schemas.microsoft.com/office/2019/extlst" xmlns:r="http://schemas.openxmlformats.org/officeDocument/2006/relationships" xmlns:m="http://schemas.openxmlformats.org/officeDocument/2006/math" xmlns:v="urn:schemas-microsoft-com:vml" xmlns:wp14="http://schemas.microsoft.com/office/word/2010/wordprocessingDrawing" xmlns:wp="http://schemas.openxmlformats.org/drawingml/2006/wordprocessingDrawing" xmlns:w10="urn:schemas-microsoft-com:office:word" xmlns:w="http://schemas.openxmlformats.org/wordprocessingml/2006/main" xmlns:w14="http://schemas.microsoft.com/office/word/2010/wordml" xmlns:w15="http://schemas.microsoft.com/office/word/2012/wordml" xmlns:w16cex="http://schemas.microsoft.com/office/word/2018/wordml/cex" xmlns:w16cid="http://schemas.microsoft.com/office/word/2016/wordml/cid" xmlns:w16="http://schemas.microsoft.com/office/word/2018/wordml" xmlns:w16du="http://schemas.microsoft.com/office/word/2023/wordml/word16du" xmlns:w16sdtdh="http://schemas.microsoft.com/office/word/2020/wordml/sdtdatahash" xmlns:w16sdtfl="http://schemas.microsoft.com/office/word/2024/wordml/sdtformatlock" xmlns:w16se="http://schemas.microsoft.com/office/word/2015/wordml/symex" xmlns:wpg="http://schemas.microsoft.com/office/word/2010/wordprocessingGroup" xmlns:wpi="http://schemas.microsoft.com/office/word/2010/wordprocessingInk" xmlns:wne="http://schemas.microsoft.com/office/word/2006/wordml" xmlns:wps="http://schemas.microsoft.com/office/word/2010/wordprocessingShape" mc:Ignorable="w14 w15 w16se w16cid w16 w16cex w16sdtdh w16sdtfl w16du wp14">
   <w:abstractNum w:abstractNumId="0" w15:restartNumberingAfterBreak="0">
-    <w:nsid w:val="37B151F4"/>
+    <w:nsid w:val="13F7134D"/>
     <w:multiLevelType w:val="hybridMultilevel"/>
-    <w:tmpl w:val="757693E4"/>
-    <w:lvl w:ilvl="0" w:tplc="1526CA22">
+    <w:tmpl w:val="665C6520"/>
+    <w:lvl w:ilvl="0" w:tplc="FCC229E2">
+      <w:start w:val="1"/>
+      <w:numFmt w:val="bullet"/>
+      <w:lvlText w:val="●"/>
+      <w:lvlJc w:val="left"/>
+      <w:pPr>
+        <w:ind w:left="720" w:hanging="360"/>
+      </w:pPr>
+    </w:lvl>
+    <w:lvl w:ilvl="1" w:tplc="226AC2A2">
+      <w:start w:val="1"/>
+      <w:numFmt w:val="bullet"/>
+      <w:lvlText w:val="○"/>
+      <w:lvlJc w:val="left"/>
+      <w:pPr>
+        <w:ind w:left="1440" w:hanging="360"/>
+      </w:pPr>
+    </w:lvl>
+    <w:lvl w:ilvl="2" w:tplc="520ABE8A">
+      <w:start w:val="1"/>
+      <w:numFmt w:val="bullet"/>
+      <w:lvlText w:val="■"/>
+      <w:lvlJc w:val="left"/>
+      <w:pPr>
+        <w:ind w:left="2160" w:hanging="360"/>
+      </w:pPr>
+    </w:lvl>
+    <w:lvl w:ilvl="3" w:tplc="62B8AFBE">
+      <w:start w:val="1"/>
+      <w:numFmt w:val="bullet"/>
+      <w:lvlText w:val="●"/>
+      <w:lvlJc w:val="left"/>
+      <w:pPr>
+        <w:ind w:left="2880" w:hanging="360"/>
+      </w:pPr>
+    </w:lvl>
+    <w:lvl w:ilvl="4" w:tplc="9564B984">
+      <w:start w:val="1"/>
+      <w:numFmt w:val="bullet"/>
+      <w:lvlText w:val="○"/>
+      <w:lvlJc w:val="left"/>
+      <w:pPr>
+        <w:ind w:left="3600" w:hanging="360"/>
+      </w:pPr>
+    </w:lvl>
+    <w:lvl w:ilvl="5" w:tplc="78BA1472">
+      <w:start w:val="1"/>
+      <w:numFmt w:val="bullet"/>
+      <w:lvlText w:val="■"/>
+      <w:lvlJc w:val="left"/>
+      <w:pPr>
+        <w:ind w:left="4320" w:hanging="360"/>
+      </w:pPr>
+    </w:lvl>
+    <w:lvl w:ilvl="6" w:tplc="D29C4172">
+      <w:start w:val="1"/>
+      <w:numFmt w:val="bullet"/>
+      <w:lvlText w:val="●"/>
+      <w:lvlJc w:val="left"/>
+      <w:pPr>
+        <w:ind w:left="5040" w:hanging="360"/>
+      </w:pPr>
+    </w:lvl>
+    <w:lvl w:ilvl="7" w:tplc="02A031EA">
+      <w:start w:val="1"/>
+      <w:numFmt w:val="bullet"/>
+      <w:lvlText w:val="●"/>
+      <w:lvlJc w:val="left"/>
+      <w:pPr>
+        <w:ind w:left="5760" w:hanging="360"/>
+      </w:pPr>
+    </w:lvl>
+    <w:lvl w:ilvl="8" w:tplc="2548A0B4">
+      <w:start w:val="1"/>
+      <w:numFmt w:val="bullet"/>
+      <w:lvlText w:val="●"/>
+      <w:lvlJc w:val="left"/>
+      <w:pPr>
+        <w:ind w:left="6480" w:hanging="360"/>
+      </w:pPr>
+    </w:lvl>
+  </w:abstractNum>
+  <w:abstractNum w:abstractNumId="1" w15:restartNumberingAfterBreak="0">
+    <w:nsid w:val="3E267748"/>
+    <w:multiLevelType w:val="hybridMultilevel"/>
+    <w:tmpl w:val="C6F418DA"/>
+    <w:lvl w:ilvl="0" w:tplc="D2802EDE">
       <w:start w:val="1"/>
       <w:numFmt w:val="bullet"/>
       <w:lvlText w:val="•"/>
@@ -3754,141 +2580,55 @@
         <w:ind w:left="720" w:hanging="360"/>
       </w:pPr>
     </w:lvl>
-    <w:lvl w:ilvl="1" w:tplc="F6166CFA">
+    <w:lvl w:ilvl="1" w:tplc="7316810E">
       <w:numFmt w:val="decimal"/>
       <w:lvlText w:val=""/>
       <w:lvlJc w:val="left"/>
     </w:lvl>
-    <w:lvl w:ilvl="2" w:tplc="2DC2F356">
+    <w:lvl w:ilvl="2" w:tplc="56964354">
       <w:numFmt w:val="decimal"/>
       <w:lvlText w:val=""/>
       <w:lvlJc w:val="left"/>
     </w:lvl>
-    <w:lvl w:ilvl="3" w:tplc="AF468D34">
+    <w:lvl w:ilvl="3" w:tplc="78641BCC">
       <w:numFmt w:val="decimal"/>
       <w:lvlText w:val=""/>
       <w:lvlJc w:val="left"/>
     </w:lvl>
-    <w:lvl w:ilvl="4" w:tplc="89FAA860">
+    <w:lvl w:ilvl="4" w:tplc="A15A9AB2">
       <w:numFmt w:val="decimal"/>
       <w:lvlText w:val=""/>
       <w:lvlJc w:val="left"/>
     </w:lvl>
-    <w:lvl w:ilvl="5" w:tplc="15CCA664">
+    <w:lvl w:ilvl="5" w:tplc="0DA012A4">
       <w:numFmt w:val="decimal"/>
       <w:lvlText w:val=""/>
       <w:lvlJc w:val="left"/>
     </w:lvl>
-    <w:lvl w:ilvl="6" w:tplc="D1401C32">
+    <w:lvl w:ilvl="6" w:tplc="7AFA49EC">
       <w:numFmt w:val="decimal"/>
       <w:lvlText w:val=""/>
       <w:lvlJc w:val="left"/>
     </w:lvl>
-    <w:lvl w:ilvl="7" w:tplc="FC48E1F6">
+    <w:lvl w:ilvl="7" w:tplc="4296DA0C">
       <w:numFmt w:val="decimal"/>
       <w:lvlText w:val=""/>
       <w:lvlJc w:val="left"/>
     </w:lvl>
-    <w:lvl w:ilvl="8" w:tplc="3B28BA38">
+    <w:lvl w:ilvl="8" w:tplc="7D72DCD2">
       <w:numFmt w:val="decimal"/>
       <w:lvlText w:val=""/>
       <w:lvlJc w:val="left"/>
     </w:lvl>
   </w:abstractNum>
-  <w:abstractNum w:abstractNumId="1" w15:restartNumberingAfterBreak="0">
-    <w:nsid w:val="3C276164"/>
-    <w:multiLevelType w:val="hybridMultilevel"/>
-    <w:tmpl w:val="71043588"/>
-    <w:lvl w:ilvl="0" w:tplc="0824BE48">
-      <w:start w:val="1"/>
-      <w:numFmt w:val="bullet"/>
-      <w:lvlText w:val="●"/>
-      <w:lvlJc w:val="left"/>
-      <w:pPr>
-        <w:ind w:left="720" w:hanging="360"/>
-      </w:pPr>
-    </w:lvl>
-    <w:lvl w:ilvl="1" w:tplc="840E9028">
-      <w:start w:val="1"/>
-      <w:numFmt w:val="bullet"/>
-      <w:lvlText w:val="○"/>
-      <w:lvlJc w:val="left"/>
-      <w:pPr>
-        <w:ind w:left="1440" w:hanging="360"/>
-      </w:pPr>
-    </w:lvl>
-    <w:lvl w:ilvl="2" w:tplc="F064ED1E">
-      <w:start w:val="1"/>
-      <w:numFmt w:val="bullet"/>
-      <w:lvlText w:val="■"/>
-      <w:lvlJc w:val="left"/>
-      <w:pPr>
-        <w:ind w:left="2160" w:hanging="360"/>
-      </w:pPr>
-    </w:lvl>
-    <w:lvl w:ilvl="3" w:tplc="2196E642">
-      <w:start w:val="1"/>
-      <w:numFmt w:val="bullet"/>
-      <w:lvlText w:val="●"/>
-      <w:lvlJc w:val="left"/>
-      <w:pPr>
-        <w:ind w:left="2880" w:hanging="360"/>
-      </w:pPr>
-    </w:lvl>
-    <w:lvl w:ilvl="4" w:tplc="EE3AEE36">
-      <w:start w:val="1"/>
-      <w:numFmt w:val="bullet"/>
-      <w:lvlText w:val="○"/>
-      <w:lvlJc w:val="left"/>
-      <w:pPr>
-        <w:ind w:left="3600" w:hanging="360"/>
-      </w:pPr>
-    </w:lvl>
-    <w:lvl w:ilvl="5" w:tplc="4B067F0E">
-      <w:start w:val="1"/>
-      <w:numFmt w:val="bullet"/>
-      <w:lvlText w:val="■"/>
-      <w:lvlJc w:val="left"/>
-      <w:pPr>
-        <w:ind w:left="4320" w:hanging="360"/>
-      </w:pPr>
-    </w:lvl>
-    <w:lvl w:ilvl="6" w:tplc="AF362656">
-      <w:start w:val="1"/>
-      <w:numFmt w:val="bullet"/>
-      <w:lvlText w:val="●"/>
-      <w:lvlJc w:val="left"/>
-      <w:pPr>
-        <w:ind w:left="5040" w:hanging="360"/>
-      </w:pPr>
-    </w:lvl>
-    <w:lvl w:ilvl="7" w:tplc="2E1AF248">
-      <w:start w:val="1"/>
-      <w:numFmt w:val="bullet"/>
-      <w:lvlText w:val="●"/>
-      <w:lvlJc w:val="left"/>
-      <w:pPr>
-        <w:ind w:left="5760" w:hanging="360"/>
-      </w:pPr>
-    </w:lvl>
-    <w:lvl w:ilvl="8" w:tplc="7CECE45A">
-      <w:start w:val="1"/>
-      <w:numFmt w:val="bullet"/>
-      <w:lvlText w:val="●"/>
-      <w:lvlJc w:val="left"/>
-      <w:pPr>
-        <w:ind w:left="6480" w:hanging="360"/>
-      </w:pPr>
-    </w:lvl>
-  </w:abstractNum>
-  <w:num w:numId="1" w16cid:durableId="1603103929">
-    <w:abstractNumId w:val="1"/>
+  <w:num w:numId="1" w16cid:durableId="1113861091">
+    <w:abstractNumId w:val="0"/>
     <w:lvlOverride w:ilvl="0">
       <w:startOverride w:val="1"/>
     </w:lvlOverride>
   </w:num>
-  <w:num w:numId="2" w16cid:durableId="313997151">
-    <w:abstractNumId w:val="0"/>
+  <w:num w:numId="2" w16cid:durableId="1282759591">
+    <w:abstractNumId w:val="1"/>
     <w:lvlOverride w:ilvl="0">
       <w:startOverride w:val="1"/>
     </w:lvlOverride>
@@ -4506,7 +3246,7 @@
     <w:autoRedefine/>
     <w:uiPriority w:val="39"/>
     <w:unhideWhenUsed/>
-    <w:rsid w:val="00A768EA"/>
+    <w:rsid w:val="00B212BD"/>
     <w:pPr>
       <w:spacing w:after="100"/>
     </w:pPr>
@@ -4518,7 +3258,7 @@
     <w:autoRedefine/>
     <w:uiPriority w:val="39"/>
     <w:unhideWhenUsed/>
-    <w:rsid w:val="00A768EA"/>
+    <w:rsid w:val="00B212BD"/>
     <w:pPr>
       <w:spacing w:after="100"/>
       <w:ind w:left="220"/>
@@ -4530,7 +3270,7 @@
     <w:link w:val="HeaderChar"/>
     <w:uiPriority w:val="99"/>
     <w:unhideWhenUsed/>
-    <w:rsid w:val="004E4390"/>
+    <w:rsid w:val="00381F46"/>
     <w:pPr>
       <w:tabs>
         <w:tab w:val="center" w:pos="4320"/>
@@ -4543,7 +3283,7 @@
     <w:basedOn w:val="DefaultParagraphFont"/>
     <w:link w:val="Header"/>
     <w:uiPriority w:val="99"/>
-    <w:rsid w:val="004E4390"/>
+    <w:rsid w:val="00381F46"/>
   </w:style>
   <w:style w:type="paragraph" w:styleId="Footer">
     <w:name w:val="footer"/>
@@ -4551,7 +3291,7 @@
     <w:link w:val="FooterChar"/>
     <w:uiPriority w:val="99"/>
     <w:unhideWhenUsed/>
-    <w:rsid w:val="004E4390"/>
+    <w:rsid w:val="00381F46"/>
     <w:pPr>
       <w:tabs>
         <w:tab w:val="center" w:pos="4320"/>
@@ -4564,7 +3304,7 @@
     <w:basedOn w:val="DefaultParagraphFont"/>
     <w:link w:val="Footer"/>
     <w:uiPriority w:val="99"/>
-    <w:rsid w:val="004E4390"/>
+    <w:rsid w:val="00381F46"/>
   </w:style>
 </w:styles>
 </file>
@@ -4862,4 +3602,16 @@
     </a:ext>
   </a:extLst>
 </a:theme>
+</file>
+
+<file path=customXml/item1.xml><?xml version="1.0" encoding="utf-8"?>
+<b:Sources xmlns:b="http://schemas.openxmlformats.org/officeDocument/2006/bibliography" xmlns="http://schemas.openxmlformats.org/officeDocument/2006/bibliography" SelectedStyle="\APASixthEditionOfficeOnline.xsl" StyleName="APA" Version="6"/>
+</file>
+
+<file path=customXml/itemProps1.xml><?xml version="1.0" encoding="utf-8"?>
+<ds:datastoreItem xmlns:ds="http://schemas.openxmlformats.org/officeDocument/2006/customXml" ds:itemID="{553579EA-7AF8-4A05-8335-467F4464EFDC}">
+  <ds:schemaRefs>
+    <ds:schemaRef ds:uri="http://schemas.openxmlformats.org/officeDocument/2006/bibliography"/>
+  </ds:schemaRefs>
+</ds:datastoreItem>
 </file>